--- a/Documentation/GitHub Setup/GitHub Initial Setup.docx
+++ b/Documentation/GitHub Setup/GitHub Initial Setup.docx
@@ -22,16 +22,7 @@
           <w:sz w:val="80"/>
           <w:szCs w:val="80"/>
         </w:rPr>
-        <w:t xml:space="preserve">GitHub </w:t>
-      </w:r>
-      <w:r>
-        <w:rPr>
-          <w:b/>
-          <w:bCs/>
-          <w:sz w:val="80"/>
-          <w:szCs w:val="80"/>
-        </w:rPr>
-        <w:t>Initial Setup</w:t>
+        <w:t>GitHub Initial Setup</w:t>
       </w:r>
     </w:p>
     <w:p>
@@ -48,7 +39,12 @@
         </w:rPr>
       </w:pPr>
       <w:r>
-        <w:rPr/>
+        <w:rPr>
+          <w:b/>
+          <w:bCs/>
+          <w:sz w:val="80"/>
+          <w:szCs w:val="80"/>
+        </w:rPr>
       </w:r>
     </w:p>
     <w:p>
@@ -83,15 +79,7 @@
           <w:sz w:val="16"/>
           <w:szCs w:val="16"/>
         </w:rPr>
-        <w:t xml:space="preserve">Obsolete: </w:t>
-      </w:r>
-      <w:r>
-        <w:rPr>
-          <w:color w:val="C9211E"/>
-          <w:sz w:val="16"/>
-          <w:szCs w:val="16"/>
-        </w:rPr>
-        <w:t>Dette dokument findes under C:\Users\holme\Dropbox\Musiklæser\GitHub Opsætning.docx</w:t>
+        <w:t>Obsolete: Dette dokument findes under C:\Users\holme\Dropbox\Musiklæser\GitHub Opsætning.docx</w:t>
       </w:r>
     </w:p>
     <w:p>
@@ -1555,6 +1543,9 @@
       <w:r>
         <w:rPr/>
       </w:r>
+      <w:r>
+        <w:br w:type="page"/>
+      </w:r>
     </w:p>
     <w:p>
       <w:pPr>
@@ -1576,19 +1567,57 @@
           <w:sz w:val="40"/>
           <w:szCs w:val="40"/>
         </w:rPr>
-        <w:t>Fremgangsmåde:</w:t>
-      </w:r>
-    </w:p>
-    <w:p>
-      <w:pPr>
-        <w:pStyle w:val="Normal"/>
-        <w:bidi w:val="0"/>
-        <w:jc w:val="start"/>
-        <w:rPr/>
-      </w:pPr>
-      <w:r>
-        <w:rPr/>
-        <w:t>på  GitHub.com log ind som JensJensenPublic / h…….</w:t>
+        <w:t>Explicit procedure</w:t>
+      </w:r>
+      <w:r>
+        <w:rPr>
+          <w:b/>
+          <w:bCs/>
+          <w:sz w:val="40"/>
+          <w:szCs w:val="40"/>
+        </w:rPr>
+        <w:t>:</w:t>
+      </w:r>
+    </w:p>
+    <w:p>
+      <w:pPr>
+        <w:pStyle w:val="Normal"/>
+        <w:bidi w:val="0"/>
+        <w:jc w:val="start"/>
+        <w:rPr>
+          <w:b/>
+          <w:b/>
+          <w:bCs/>
+          <w:sz w:val="40"/>
+          <w:szCs w:val="40"/>
+        </w:rPr>
+      </w:pPr>
+      <w:r>
+        <w:rPr/>
+      </w:r>
+    </w:p>
+    <w:p>
+      <w:pPr>
+        <w:pStyle w:val="Normal"/>
+        <w:bidi w:val="0"/>
+        <w:jc w:val="start"/>
+        <w:rPr/>
+      </w:pPr>
+      <w:r>
+        <w:rPr/>
+        <w:t>at</w:t>
+      </w:r>
+      <w:r>
+        <w:rPr/>
+        <w:t xml:space="preserve">  GitHub.com log ind </w:t>
+      </w:r>
+      <w:r>
+        <w:rPr/>
+        <w:t>as</w:t>
+      </w:r>
+      <w:r>
+        <w:rPr/>
+        <w:t xml:space="preserve"> JensJensenPublic / h…….</w:t>
       </w:r>
     </w:p>
     <w:p>
@@ -1615,7 +1644,19 @@
       </w:pPr>
       <w:r>
         <w:rPr/>
-        <w:t>Opret et nyt (remote) repository med navnet ”IBOS-MusicXmlReader”</w:t>
+        <w:t>Create</w:t>
+      </w:r>
+      <w:r>
+        <w:rPr/>
+        <w:t xml:space="preserve"> et nyt (remote) repository  </w:t>
+      </w:r>
+      <w:r>
+        <w:rPr/>
+        <w:t>named</w:t>
+      </w:r>
+      <w:r>
+        <w:rPr/>
+        <w:t xml:space="preserve"> ”IBOS-MusicXmlReader”</w:t>
       </w:r>
     </w:p>
     <w:p>
@@ -1631,7 +1672,11 @@
       </w:pPr>
       <w:r>
         <w:rPr/>
-        <w:t xml:space="preserve">Gør det Privat </w:t>
+        <w:t>Make it</w:t>
+      </w:r>
+      <w:r>
+        <w:rPr/>
+        <w:t xml:space="preserve"> Privat </w:t>
       </w:r>
     </w:p>
     <w:p>
@@ -1647,41 +1692,61 @@
       </w:pPr>
       <w:r>
         <w:rPr/>
-        <w:t>Opret en ReadMe fil</w:t>
-      </w:r>
-    </w:p>
-    <w:p>
-      <w:pPr>
-        <w:pStyle w:val="Normal"/>
-        <w:bidi w:val="0"/>
-        <w:jc w:val="start"/>
-        <w:rPr/>
-      </w:pPr>
-      <w:r>
-        <w:rPr/>
-      </w:r>
-    </w:p>
-    <w:p>
-      <w:pPr>
-        <w:pStyle w:val="Normal"/>
-        <w:bidi w:val="0"/>
-        <w:jc w:val="start"/>
-        <w:rPr/>
-      </w:pPr>
-      <w:r>
-        <w:rPr/>
-      </w:r>
-    </w:p>
-    <w:p>
-      <w:pPr>
-        <w:pStyle w:val="Normal"/>
-        <w:bidi w:val="0"/>
-        <w:jc w:val="start"/>
-        <w:rPr/>
-      </w:pPr>
-      <w:r>
-        <w:rPr/>
-        <w:t>Det nye repository findes nu som ”</w:t>
+        <w:t>Create a</w:t>
+      </w:r>
+      <w:r>
+        <w:rPr/>
+        <w:t xml:space="preserve"> ReadMe fil</w:t>
+      </w:r>
+      <w:r>
+        <w:rPr/>
+        <w:t>e</w:t>
+      </w:r>
+    </w:p>
+    <w:p>
+      <w:pPr>
+        <w:pStyle w:val="Normal"/>
+        <w:bidi w:val="0"/>
+        <w:jc w:val="start"/>
+        <w:rPr/>
+      </w:pPr>
+      <w:r>
+        <w:rPr/>
+      </w:r>
+    </w:p>
+    <w:p>
+      <w:pPr>
+        <w:pStyle w:val="Normal"/>
+        <w:bidi w:val="0"/>
+        <w:jc w:val="start"/>
+        <w:rPr/>
+      </w:pPr>
+      <w:r>
+        <w:rPr/>
+      </w:r>
+    </w:p>
+    <w:p>
+      <w:pPr>
+        <w:pStyle w:val="Normal"/>
+        <w:bidi w:val="0"/>
+        <w:jc w:val="start"/>
+        <w:rPr/>
+      </w:pPr>
+      <w:r>
+        <w:rPr/>
+        <w:t>The new</w:t>
+      </w:r>
+      <w:r>
+        <w:rPr/>
+        <w:t xml:space="preserve"> repository </w:t>
+      </w:r>
+      <w:r>
+        <w:rPr/>
+        <w:t>is now found as</w:t>
+      </w:r>
+      <w:r>
+        <w:rPr/>
+        <w:t xml:space="preserve"> ”</w:t>
       </w:r>
       <w:hyperlink r:id="rId2">
         <w:r>
@@ -1716,7 +1781,11 @@
       </w:pPr>
       <w:r>
         <w:rPr/>
-        <w:t>Gør derefter følgende under ”General”</w:t>
+        <w:t xml:space="preserve">Now do the following </w:t>
+      </w:r>
+      <w:r>
+        <w:rPr/>
+        <w:t xml:space="preserve"> under ”General”</w:t>
       </w:r>
     </w:p>
     <w:p>
@@ -1743,7 +1812,19 @@
       </w:pPr>
       <w:r>
         <w:rPr/>
-        <w:t>Ret UserName til ”JensJensenPublic"</w:t>
+        <w:t>Change</w:t>
+      </w:r>
+      <w:r>
+        <w:rPr/>
+        <w:t xml:space="preserve"> UserName t</w:t>
+      </w:r>
+      <w:r>
+        <w:rPr/>
+        <w:t>o</w:t>
+      </w:r>
+      <w:r>
+        <w:rPr/>
+        <w:t xml:space="preserve"> ”JensJensenPublic"</w:t>
       </w:r>
     </w:p>
     <w:p>
@@ -1759,7 +1840,11 @@
       </w:pPr>
       <w:r>
         <w:rPr/>
-        <w:t>Ret Email til ”</w:t>
+        <w:t>Change</w:t>
+      </w:r>
+      <w:r>
+        <w:rPr/>
+        <w:t xml:space="preserve"> Email til ”</w:t>
       </w:r>
       <w:hyperlink r:id="rId3">
         <w:r>
@@ -1787,12 +1872,32 @@
       </w:pPr>
       <w:r>
         <w:rPr/>
-        <w:t xml:space="preserve">Ret URL efter ”Fetch: til </w:t>
-      </w:r>
-      <w:r>
-        <w:rPr>
-          <w:sz w:val="24"/>
-          <w:szCs w:val="24"/>
+        <w:t>Change</w:t>
+      </w:r>
+      <w:r>
+        <w:rPr/>
+        <w:t xml:space="preserve"> URL </w:t>
+      </w:r>
+      <w:r>
+        <w:rPr/>
+        <w:t>after</w:t>
+      </w:r>
+      <w:r>
+        <w:rPr/>
+        <w:t xml:space="preserve"> ”Fetch: t</w:t>
+      </w:r>
+      <w:r>
+        <w:rPr/>
+        <w:t>o</w:t>
+      </w:r>
+      <w:r>
+        <w:rPr/>
+        <w:t xml:space="preserve"> </w:t>
+      </w:r>
+      <w:r>
+        <w:rPr>
+          <w:sz w:val="22"/>
+          <w:szCs w:val="22"/>
         </w:rPr>
         <w:t>”</w:t>
       </w:r>
@@ -1800,16 +1905,16 @@
         <w:r>
           <w:rPr>
             <w:rStyle w:val="Hyperlink"/>
-            <w:sz w:val="24"/>
-            <w:szCs w:val="24"/>
+            <w:sz w:val="22"/>
+            <w:szCs w:val="22"/>
           </w:rPr>
           <w:t>https://github.com/JensJensenPublic/IBOS-MusicXmlReader.git</w:t>
         </w:r>
       </w:hyperlink>
       <w:r>
         <w:rPr>
-          <w:sz w:val="24"/>
-          <w:szCs w:val="24"/>
+          <w:sz w:val="22"/>
+          <w:szCs w:val="22"/>
         </w:rPr>
         <w:t>”</w:t>
       </w:r>
@@ -1833,22 +1938,43 @@
           <w:sz w:val="24"/>
           <w:szCs w:val="24"/>
         </w:rPr>
-        <w:t>Ret URL efter ”Push:” til ”</w:t>
+        <w:t>Change</w:t>
+      </w:r>
+      <w:r>
+        <w:rPr>
+          <w:sz w:val="24"/>
+          <w:szCs w:val="24"/>
+        </w:rPr>
+        <w:t xml:space="preserve"> URL efter ”Push:” </w:t>
+      </w:r>
+      <w:r>
+        <w:rPr>
+          <w:sz w:val="24"/>
+          <w:szCs w:val="24"/>
+        </w:rPr>
+        <w:t>to</w:t>
+      </w:r>
+      <w:r>
+        <w:rPr>
+          <w:sz w:val="22"/>
+          <w:szCs w:val="22"/>
+        </w:rPr>
+        <w:t xml:space="preserve"> ”</w:t>
       </w:r>
       <w:hyperlink r:id="rId5">
         <w:r>
           <w:rPr>
             <w:rStyle w:val="Hyperlink"/>
-            <w:sz w:val="24"/>
-            <w:szCs w:val="24"/>
+            <w:sz w:val="22"/>
+            <w:szCs w:val="22"/>
           </w:rPr>
           <w:t>https://github.com/JensJensenPublic/IBOS-MusicXmlReader.git</w:t>
         </w:r>
       </w:hyperlink>
       <w:r>
         <w:rPr>
-          <w:sz w:val="24"/>
-          <w:szCs w:val="24"/>
+          <w:sz w:val="22"/>
+          <w:szCs w:val="22"/>
         </w:rPr>
         <w:t>”</w:t>
       </w:r>

--- a/Documentation/GitHub Setup/GitHub Initial Setup.docx
+++ b/Documentation/GitHub Setup/GitHub Initial Setup.docx
@@ -30,28 +30,6 @@
         <w:pStyle w:val="Normal"/>
         <w:bidi w:val="0"/>
         <w:jc w:val="center"/>
-        <w:rPr>
-          <w:b/>
-          <w:b/>
-          <w:bCs/>
-          <w:sz w:val="80"/>
-          <w:szCs w:val="80"/>
-        </w:rPr>
-      </w:pPr>
-      <w:r>
-        <w:rPr>
-          <w:b/>
-          <w:bCs/>
-          <w:sz w:val="80"/>
-          <w:szCs w:val="80"/>
-        </w:rPr>
-      </w:r>
-    </w:p>
-    <w:p>
-      <w:pPr>
-        <w:pStyle w:val="Normal"/>
-        <w:bidi w:val="0"/>
-        <w:jc w:val="center"/>
         <w:rPr/>
       </w:pPr>
       <w:r>
@@ -102,18 +80,32 @@
       </w:pPr>
       <w:r>
         <w:rPr/>
-      </w:r>
-    </w:p>
-    <w:p>
-      <w:pPr>
-        <w:pStyle w:val="Normal"/>
-        <w:bidi w:val="0"/>
-        <w:jc w:val="start"/>
-        <w:rPr/>
-      </w:pPr>
-      <w:r>
-        <w:rPr/>
-        <w:t>This document is maintained as ”GitHub Initial Setup” at:</w:t>
+        <w:t xml:space="preserve">This document is maintained as </w:t>
+      </w:r>
+      <w:r>
+        <w:rPr>
+          <w:b/>
+          <w:bCs/>
+        </w:rPr>
+        <w:t>”GitHub Initial Setup.</w:t>
+      </w:r>
+      <w:r>
+        <w:rPr>
+          <w:b/>
+          <w:bCs/>
+        </w:rPr>
+        <w:t>docx</w:t>
+      </w:r>
+      <w:r>
+        <w:rPr>
+          <w:b/>
+          <w:bCs/>
+        </w:rPr>
+        <w:t>”</w:t>
+      </w:r>
+      <w:r>
+        <w:rPr/>
+        <w:t xml:space="preserve"> at:</w:t>
       </w:r>
     </w:p>
     <w:p>
@@ -288,10 +280,10 @@
         <w:tblInd w:w="-624" w:type="dxa"/>
         <w:tblLayout w:type="fixed"/>
         <w:tblCellMar>
-          <w:top w:w="0" w:type="dxa"/>
-          <w:start w:w="0" w:type="dxa"/>
-          <w:bottom w:w="0" w:type="dxa"/>
-          <w:end w:w="0" w:type="dxa"/>
+          <w:top w:w="28" w:type="dxa"/>
+          <w:start w:w="28" w:type="dxa"/>
+          <w:bottom w:w="28" w:type="dxa"/>
+          <w:end w:w="28" w:type="dxa"/>
         </w:tblCellMar>
       </w:tblPr>
       <w:tblGrid>
@@ -304,7 +296,11 @@
         <w:tc>
           <w:tcPr>
             <w:tcW w:w="1695" w:type="dxa"/>
-            <w:tcBorders/>
+            <w:tcBorders>
+              <w:top w:val="single" w:sz="2" w:space="0" w:color="000000"/>
+              <w:start w:val="single" w:sz="2" w:space="0" w:color="000000"/>
+              <w:bottom w:val="single" w:sz="2" w:space="0" w:color="000000"/>
+            </w:tcBorders>
           </w:tcPr>
           <w:p>
             <w:pPr>
@@ -328,21 +324,28 @@
         <w:tc>
           <w:tcPr>
             <w:tcW w:w="3748" w:type="dxa"/>
-            <w:tcBorders/>
-          </w:tcPr>
-          <w:p>
-            <w:pPr>
-              <w:pStyle w:val="Tabelindhold"/>
-              <w:widowControl w:val="false"/>
-              <w:bidi w:val="0"/>
-              <w:jc w:val="start"/>
-              <w:rPr>
-                <w:sz w:val="20"/>
-                <w:szCs w:val="20"/>
-              </w:rPr>
-            </w:pPr>
-            <w:r>
-              <w:rPr>
+            <w:tcBorders>
+              <w:top w:val="single" w:sz="2" w:space="0" w:color="000000"/>
+              <w:start w:val="single" w:sz="2" w:space="0" w:color="000000"/>
+              <w:bottom w:val="single" w:sz="2" w:space="0" w:color="000000"/>
+            </w:tcBorders>
+          </w:tcPr>
+          <w:p>
+            <w:pPr>
+              <w:pStyle w:val="Tabelindhold"/>
+              <w:widowControl w:val="false"/>
+              <w:bidi w:val="0"/>
+              <w:jc w:val="start"/>
+              <w:rPr>
+                <w:b/>
+                <w:b/>
+                <w:bCs/>
+              </w:rPr>
+            </w:pPr>
+            <w:r>
+              <w:rPr>
+                <w:b/>
+                <w:bCs/>
                 <w:sz w:val="20"/>
                 <w:szCs w:val="20"/>
               </w:rPr>
@@ -353,21 +356,29 @@
         <w:tc>
           <w:tcPr>
             <w:tcW w:w="4937" w:type="dxa"/>
-            <w:tcBorders/>
-          </w:tcPr>
-          <w:p>
-            <w:pPr>
-              <w:pStyle w:val="Tabelindhold"/>
-              <w:widowControl w:val="false"/>
-              <w:bidi w:val="0"/>
-              <w:jc w:val="start"/>
-              <w:rPr>
-                <w:sz w:val="20"/>
-                <w:szCs w:val="20"/>
-              </w:rPr>
-            </w:pPr>
-            <w:r>
-              <w:rPr>
+            <w:tcBorders>
+              <w:top w:val="single" w:sz="2" w:space="0" w:color="000000"/>
+              <w:start w:val="single" w:sz="2" w:space="0" w:color="000000"/>
+              <w:bottom w:val="single" w:sz="2" w:space="0" w:color="000000"/>
+              <w:end w:val="single" w:sz="2" w:space="0" w:color="000000"/>
+            </w:tcBorders>
+          </w:tcPr>
+          <w:p>
+            <w:pPr>
+              <w:pStyle w:val="Tabelindhold"/>
+              <w:widowControl w:val="false"/>
+              <w:bidi w:val="0"/>
+              <w:jc w:val="start"/>
+              <w:rPr>
+                <w:b/>
+                <w:b/>
+                <w:bCs/>
+              </w:rPr>
+            </w:pPr>
+            <w:r>
+              <w:rPr>
+                <w:b/>
+                <w:bCs/>
                 <w:sz w:val="20"/>
                 <w:szCs w:val="20"/>
               </w:rPr>
@@ -381,7 +392,10 @@
         <w:tc>
           <w:tcPr>
             <w:tcW w:w="1695" w:type="dxa"/>
-            <w:tcBorders/>
+            <w:tcBorders>
+              <w:start w:val="single" w:sz="2" w:space="0" w:color="000000"/>
+              <w:bottom w:val="single" w:sz="2" w:space="0" w:color="000000"/>
+            </w:tcBorders>
           </w:tcPr>
           <w:p>
             <w:pPr>
@@ -406,7 +420,10 @@
         <w:tc>
           <w:tcPr>
             <w:tcW w:w="3748" w:type="dxa"/>
-            <w:tcBorders/>
+            <w:tcBorders>
+              <w:start w:val="single" w:sz="2" w:space="0" w:color="000000"/>
+              <w:bottom w:val="single" w:sz="2" w:space="0" w:color="000000"/>
+            </w:tcBorders>
           </w:tcPr>
           <w:p>
             <w:pPr>
@@ -431,7 +448,11 @@
         <w:tc>
           <w:tcPr>
             <w:tcW w:w="4937" w:type="dxa"/>
-            <w:tcBorders/>
+            <w:tcBorders>
+              <w:start w:val="single" w:sz="2" w:space="0" w:color="000000"/>
+              <w:bottom w:val="single" w:sz="2" w:space="0" w:color="000000"/>
+              <w:end w:val="single" w:sz="2" w:space="0" w:color="000000"/>
+            </w:tcBorders>
           </w:tcPr>
           <w:p>
             <w:pPr>
@@ -459,7 +480,10 @@
         <w:tc>
           <w:tcPr>
             <w:tcW w:w="1695" w:type="dxa"/>
-            <w:tcBorders/>
+            <w:tcBorders>
+              <w:start w:val="single" w:sz="2" w:space="0" w:color="000000"/>
+              <w:bottom w:val="single" w:sz="2" w:space="0" w:color="000000"/>
+            </w:tcBorders>
           </w:tcPr>
           <w:p>
             <w:pPr>
@@ -484,7 +508,10 @@
         <w:tc>
           <w:tcPr>
             <w:tcW w:w="3748" w:type="dxa"/>
-            <w:tcBorders/>
+            <w:tcBorders>
+              <w:start w:val="single" w:sz="2" w:space="0" w:color="000000"/>
+              <w:bottom w:val="single" w:sz="2" w:space="0" w:color="000000"/>
+            </w:tcBorders>
           </w:tcPr>
           <w:p>
             <w:pPr>
@@ -508,7 +535,11 @@
         <w:tc>
           <w:tcPr>
             <w:tcW w:w="4937" w:type="dxa"/>
-            <w:tcBorders/>
+            <w:tcBorders>
+              <w:start w:val="single" w:sz="2" w:space="0" w:color="000000"/>
+              <w:bottom w:val="single" w:sz="2" w:space="0" w:color="000000"/>
+              <w:end w:val="single" w:sz="2" w:space="0" w:color="000000"/>
+            </w:tcBorders>
           </w:tcPr>
           <w:p>
             <w:pPr>
@@ -535,7 +566,10 @@
         <w:tc>
           <w:tcPr>
             <w:tcW w:w="1695" w:type="dxa"/>
-            <w:tcBorders/>
+            <w:tcBorders>
+              <w:start w:val="single" w:sz="2" w:space="0" w:color="000000"/>
+              <w:bottom w:val="single" w:sz="2" w:space="0" w:color="000000"/>
+            </w:tcBorders>
           </w:tcPr>
           <w:p>
             <w:pPr>
@@ -560,7 +594,10 @@
         <w:tc>
           <w:tcPr>
             <w:tcW w:w="3748" w:type="dxa"/>
-            <w:tcBorders/>
+            <w:tcBorders>
+              <w:start w:val="single" w:sz="2" w:space="0" w:color="000000"/>
+              <w:bottom w:val="single" w:sz="2" w:space="0" w:color="000000"/>
+            </w:tcBorders>
           </w:tcPr>
           <w:p>
             <w:pPr>
@@ -585,7 +622,11 @@
         <w:tc>
           <w:tcPr>
             <w:tcW w:w="4937" w:type="dxa"/>
-            <w:tcBorders/>
+            <w:tcBorders>
+              <w:start w:val="single" w:sz="2" w:space="0" w:color="000000"/>
+              <w:bottom w:val="single" w:sz="2" w:space="0" w:color="000000"/>
+              <w:end w:val="single" w:sz="2" w:space="0" w:color="000000"/>
+            </w:tcBorders>
           </w:tcPr>
           <w:p>
             <w:pPr>
@@ -613,7 +654,10 @@
         <w:tc>
           <w:tcPr>
             <w:tcW w:w="1695" w:type="dxa"/>
-            <w:tcBorders/>
+            <w:tcBorders>
+              <w:start w:val="single" w:sz="2" w:space="0" w:color="000000"/>
+              <w:bottom w:val="single" w:sz="2" w:space="0" w:color="000000"/>
+            </w:tcBorders>
           </w:tcPr>
           <w:p>
             <w:pPr>
@@ -645,7 +689,10 @@
         <w:tc>
           <w:tcPr>
             <w:tcW w:w="3748" w:type="dxa"/>
-            <w:tcBorders/>
+            <w:tcBorders>
+              <w:start w:val="single" w:sz="2" w:space="0" w:color="000000"/>
+              <w:bottom w:val="single" w:sz="2" w:space="0" w:color="000000"/>
+            </w:tcBorders>
           </w:tcPr>
           <w:p>
             <w:pPr>
@@ -670,7 +717,11 @@
         <w:tc>
           <w:tcPr>
             <w:tcW w:w="4937" w:type="dxa"/>
-            <w:tcBorders/>
+            <w:tcBorders>
+              <w:start w:val="single" w:sz="2" w:space="0" w:color="000000"/>
+              <w:bottom w:val="single" w:sz="2" w:space="0" w:color="000000"/>
+              <w:end w:val="single" w:sz="2" w:space="0" w:color="000000"/>
+            </w:tcBorders>
           </w:tcPr>
           <w:p>
             <w:pPr>
@@ -698,7 +749,10 @@
         <w:tc>
           <w:tcPr>
             <w:tcW w:w="1695" w:type="dxa"/>
-            <w:tcBorders/>
+            <w:tcBorders>
+              <w:start w:val="single" w:sz="2" w:space="0" w:color="000000"/>
+              <w:bottom w:val="single" w:sz="2" w:space="0" w:color="000000"/>
+            </w:tcBorders>
           </w:tcPr>
           <w:p>
             <w:pPr>
@@ -730,7 +784,10 @@
         <w:tc>
           <w:tcPr>
             <w:tcW w:w="3748" w:type="dxa"/>
-            <w:tcBorders/>
+            <w:tcBorders>
+              <w:start w:val="single" w:sz="2" w:space="0" w:color="000000"/>
+              <w:bottom w:val="single" w:sz="2" w:space="0" w:color="000000"/>
+            </w:tcBorders>
           </w:tcPr>
           <w:p>
             <w:pPr>
@@ -755,7 +812,11 @@
         <w:tc>
           <w:tcPr>
             <w:tcW w:w="4937" w:type="dxa"/>
-            <w:tcBorders/>
+            <w:tcBorders>
+              <w:start w:val="single" w:sz="2" w:space="0" w:color="000000"/>
+              <w:bottom w:val="single" w:sz="2" w:space="0" w:color="000000"/>
+              <w:end w:val="single" w:sz="2" w:space="0" w:color="000000"/>
+            </w:tcBorders>
           </w:tcPr>
           <w:p>
             <w:pPr>
@@ -783,7 +844,10 @@
         <w:tc>
           <w:tcPr>
             <w:tcW w:w="1695" w:type="dxa"/>
-            <w:tcBorders/>
+            <w:tcBorders>
+              <w:start w:val="single" w:sz="2" w:space="0" w:color="000000"/>
+              <w:bottom w:val="single" w:sz="2" w:space="0" w:color="000000"/>
+            </w:tcBorders>
           </w:tcPr>
           <w:p>
             <w:pPr>
@@ -815,7 +879,10 @@
         <w:tc>
           <w:tcPr>
             <w:tcW w:w="3748" w:type="dxa"/>
-            <w:tcBorders/>
+            <w:tcBorders>
+              <w:start w:val="single" w:sz="2" w:space="0" w:color="000000"/>
+              <w:bottom w:val="single" w:sz="2" w:space="0" w:color="000000"/>
+            </w:tcBorders>
           </w:tcPr>
           <w:p>
             <w:pPr>
@@ -839,7 +906,11 @@
         <w:tc>
           <w:tcPr>
             <w:tcW w:w="4937" w:type="dxa"/>
-            <w:tcBorders/>
+            <w:tcBorders>
+              <w:start w:val="single" w:sz="2" w:space="0" w:color="000000"/>
+              <w:bottom w:val="single" w:sz="2" w:space="0" w:color="000000"/>
+              <w:end w:val="single" w:sz="2" w:space="0" w:color="000000"/>
+            </w:tcBorders>
           </w:tcPr>
           <w:p>
             <w:pPr>
@@ -866,7 +937,10 @@
         <w:tc>
           <w:tcPr>
             <w:tcW w:w="1695" w:type="dxa"/>
-            <w:tcBorders/>
+            <w:tcBorders>
+              <w:start w:val="single" w:sz="2" w:space="0" w:color="000000"/>
+              <w:bottom w:val="single" w:sz="2" w:space="0" w:color="000000"/>
+            </w:tcBorders>
           </w:tcPr>
           <w:p>
             <w:pPr>
@@ -891,7 +965,10 @@
         <w:tc>
           <w:tcPr>
             <w:tcW w:w="3748" w:type="dxa"/>
-            <w:tcBorders/>
+            <w:tcBorders>
+              <w:start w:val="single" w:sz="2" w:space="0" w:color="000000"/>
+              <w:bottom w:val="single" w:sz="2" w:space="0" w:color="000000"/>
+            </w:tcBorders>
           </w:tcPr>
           <w:p>
             <w:pPr>
@@ -915,7 +992,11 @@
         <w:tc>
           <w:tcPr>
             <w:tcW w:w="4937" w:type="dxa"/>
-            <w:tcBorders/>
+            <w:tcBorders>
+              <w:start w:val="single" w:sz="2" w:space="0" w:color="000000"/>
+              <w:bottom w:val="single" w:sz="2" w:space="0" w:color="000000"/>
+              <w:end w:val="single" w:sz="2" w:space="0" w:color="000000"/>
+            </w:tcBorders>
           </w:tcPr>
           <w:p>
             <w:pPr>
@@ -942,7 +1023,10 @@
         <w:tc>
           <w:tcPr>
             <w:tcW w:w="1695" w:type="dxa"/>
-            <w:tcBorders/>
+            <w:tcBorders>
+              <w:start w:val="single" w:sz="2" w:space="0" w:color="000000"/>
+              <w:bottom w:val="single" w:sz="2" w:space="0" w:color="000000"/>
+            </w:tcBorders>
           </w:tcPr>
           <w:p>
             <w:pPr>
@@ -967,7 +1051,10 @@
         <w:tc>
           <w:tcPr>
             <w:tcW w:w="3748" w:type="dxa"/>
-            <w:tcBorders/>
+            <w:tcBorders>
+              <w:start w:val="single" w:sz="2" w:space="0" w:color="000000"/>
+              <w:bottom w:val="single" w:sz="2" w:space="0" w:color="000000"/>
+            </w:tcBorders>
           </w:tcPr>
           <w:p>
             <w:pPr>
@@ -992,7 +1079,11 @@
         <w:tc>
           <w:tcPr>
             <w:tcW w:w="4937" w:type="dxa"/>
-            <w:tcBorders/>
+            <w:tcBorders>
+              <w:start w:val="single" w:sz="2" w:space="0" w:color="000000"/>
+              <w:bottom w:val="single" w:sz="2" w:space="0" w:color="000000"/>
+              <w:end w:val="single" w:sz="2" w:space="0" w:color="000000"/>
+            </w:tcBorders>
           </w:tcPr>
           <w:p>
             <w:pPr>
@@ -1020,7 +1111,10 @@
         <w:tc>
           <w:tcPr>
             <w:tcW w:w="1695" w:type="dxa"/>
-            <w:tcBorders/>
+            <w:tcBorders>
+              <w:start w:val="single" w:sz="2" w:space="0" w:color="000000"/>
+              <w:bottom w:val="single" w:sz="2" w:space="0" w:color="000000"/>
+            </w:tcBorders>
           </w:tcPr>
           <w:p>
             <w:pPr>
@@ -1045,7 +1139,10 @@
         <w:tc>
           <w:tcPr>
             <w:tcW w:w="3748" w:type="dxa"/>
-            <w:tcBorders/>
+            <w:tcBorders>
+              <w:start w:val="single" w:sz="2" w:space="0" w:color="000000"/>
+              <w:bottom w:val="single" w:sz="2" w:space="0" w:color="000000"/>
+            </w:tcBorders>
           </w:tcPr>
           <w:p>
             <w:pPr>
@@ -1070,7 +1167,11 @@
         <w:tc>
           <w:tcPr>
             <w:tcW w:w="4937" w:type="dxa"/>
-            <w:tcBorders/>
+            <w:tcBorders>
+              <w:start w:val="single" w:sz="2" w:space="0" w:color="000000"/>
+              <w:bottom w:val="single" w:sz="2" w:space="0" w:color="000000"/>
+              <w:end w:val="single" w:sz="2" w:space="0" w:color="000000"/>
+            </w:tcBorders>
           </w:tcPr>
           <w:p>
             <w:pPr>
@@ -1098,7 +1199,10 @@
         <w:tc>
           <w:tcPr>
             <w:tcW w:w="1695" w:type="dxa"/>
-            <w:tcBorders/>
+            <w:tcBorders>
+              <w:start w:val="single" w:sz="2" w:space="0" w:color="000000"/>
+              <w:bottom w:val="single" w:sz="2" w:space="0" w:color="000000"/>
+            </w:tcBorders>
           </w:tcPr>
           <w:p>
             <w:pPr>
@@ -1130,7 +1234,10 @@
         <w:tc>
           <w:tcPr>
             <w:tcW w:w="3748" w:type="dxa"/>
-            <w:tcBorders/>
+            <w:tcBorders>
+              <w:start w:val="single" w:sz="2" w:space="0" w:color="000000"/>
+              <w:bottom w:val="single" w:sz="2" w:space="0" w:color="000000"/>
+            </w:tcBorders>
           </w:tcPr>
           <w:p>
             <w:pPr>
@@ -1198,7 +1305,11 @@
         <w:tc>
           <w:tcPr>
             <w:tcW w:w="4937" w:type="dxa"/>
-            <w:tcBorders/>
+            <w:tcBorders>
+              <w:start w:val="single" w:sz="2" w:space="0" w:color="000000"/>
+              <w:bottom w:val="single" w:sz="2" w:space="0" w:color="000000"/>
+              <w:end w:val="single" w:sz="2" w:space="0" w:color="000000"/>
+            </w:tcBorders>
           </w:tcPr>
           <w:p>
             <w:pPr>
@@ -1284,231 +1395,6 @@
           </w:p>
         </w:tc>
       </w:tr>
-      <w:tr>
-        <w:trPr/>
-        <w:tc>
-          <w:tcPr>
-            <w:tcW w:w="1695" w:type="dxa"/>
-            <w:tcBorders/>
-          </w:tcPr>
-          <w:p>
-            <w:pPr>
-              <w:pStyle w:val="Tabelindhold"/>
-              <w:widowControl w:val="false"/>
-              <w:bidi w:val="0"/>
-              <w:jc w:val="start"/>
-              <w:rPr>
-                <w:sz w:val="20"/>
-                <w:szCs w:val="20"/>
-              </w:rPr>
-            </w:pPr>
-            <w:r>
-              <w:rPr>
-                <w:sz w:val="20"/>
-                <w:szCs w:val="20"/>
-              </w:rPr>
-            </w:r>
-          </w:p>
-        </w:tc>
-        <w:tc>
-          <w:tcPr>
-            <w:tcW w:w="3748" w:type="dxa"/>
-            <w:tcBorders/>
-          </w:tcPr>
-          <w:p>
-            <w:pPr>
-              <w:pStyle w:val="Tabelindhold"/>
-              <w:widowControl w:val="false"/>
-              <w:bidi w:val="0"/>
-              <w:jc w:val="start"/>
-              <w:rPr>
-                <w:sz w:val="20"/>
-                <w:szCs w:val="20"/>
-              </w:rPr>
-            </w:pPr>
-            <w:r>
-              <w:rPr>
-                <w:sz w:val="20"/>
-                <w:szCs w:val="20"/>
-              </w:rPr>
-            </w:r>
-          </w:p>
-        </w:tc>
-        <w:tc>
-          <w:tcPr>
-            <w:tcW w:w="4937" w:type="dxa"/>
-            <w:tcBorders/>
-          </w:tcPr>
-          <w:p>
-            <w:pPr>
-              <w:pStyle w:val="Tabelindhold"/>
-              <w:widowControl w:val="false"/>
-              <w:bidi w:val="0"/>
-              <w:jc w:val="start"/>
-              <w:rPr>
-                <w:sz w:val="20"/>
-                <w:szCs w:val="20"/>
-              </w:rPr>
-            </w:pPr>
-            <w:r>
-              <w:rPr>
-                <w:sz w:val="20"/>
-                <w:szCs w:val="20"/>
-              </w:rPr>
-            </w:r>
-          </w:p>
-        </w:tc>
-      </w:tr>
-      <w:tr>
-        <w:trPr/>
-        <w:tc>
-          <w:tcPr>
-            <w:tcW w:w="1695" w:type="dxa"/>
-            <w:tcBorders/>
-          </w:tcPr>
-          <w:p>
-            <w:pPr>
-              <w:pStyle w:val="Tabelindhold"/>
-              <w:widowControl w:val="false"/>
-              <w:bidi w:val="0"/>
-              <w:jc w:val="start"/>
-              <w:rPr>
-                <w:sz w:val="20"/>
-                <w:szCs w:val="20"/>
-              </w:rPr>
-            </w:pPr>
-            <w:r>
-              <w:rPr>
-                <w:sz w:val="20"/>
-                <w:szCs w:val="20"/>
-              </w:rPr>
-            </w:r>
-          </w:p>
-        </w:tc>
-        <w:tc>
-          <w:tcPr>
-            <w:tcW w:w="3748" w:type="dxa"/>
-            <w:tcBorders/>
-          </w:tcPr>
-          <w:p>
-            <w:pPr>
-              <w:pStyle w:val="Tabelindhold"/>
-              <w:widowControl w:val="false"/>
-              <w:bidi w:val="0"/>
-              <w:jc w:val="start"/>
-              <w:rPr>
-                <w:sz w:val="20"/>
-                <w:szCs w:val="20"/>
-              </w:rPr>
-            </w:pPr>
-            <w:r>
-              <w:rPr>
-                <w:sz w:val="20"/>
-                <w:szCs w:val="20"/>
-              </w:rPr>
-            </w:r>
-          </w:p>
-        </w:tc>
-        <w:tc>
-          <w:tcPr>
-            <w:tcW w:w="4937" w:type="dxa"/>
-            <w:tcBorders/>
-          </w:tcPr>
-          <w:p>
-            <w:pPr>
-              <w:pStyle w:val="Tabelindhold"/>
-              <w:widowControl w:val="false"/>
-              <w:bidi w:val="0"/>
-              <w:jc w:val="start"/>
-              <w:rPr>
-                <w:sz w:val="20"/>
-                <w:szCs w:val="20"/>
-              </w:rPr>
-            </w:pPr>
-            <w:r>
-              <w:rPr>
-                <w:sz w:val="20"/>
-                <w:szCs w:val="20"/>
-              </w:rPr>
-            </w:r>
-          </w:p>
-        </w:tc>
-      </w:tr>
-      <w:tr>
-        <w:trPr/>
-        <w:tc>
-          <w:tcPr>
-            <w:tcW w:w="1695" w:type="dxa"/>
-            <w:tcBorders/>
-          </w:tcPr>
-          <w:p>
-            <w:pPr>
-              <w:pStyle w:val="Tabelindhold"/>
-              <w:widowControl w:val="false"/>
-              <w:bidi w:val="0"/>
-              <w:jc w:val="start"/>
-              <w:rPr>
-                <w:sz w:val="20"/>
-                <w:szCs w:val="20"/>
-              </w:rPr>
-            </w:pPr>
-            <w:r>
-              <w:rPr>
-                <w:sz w:val="20"/>
-                <w:szCs w:val="20"/>
-              </w:rPr>
-            </w:r>
-          </w:p>
-        </w:tc>
-        <w:tc>
-          <w:tcPr>
-            <w:tcW w:w="3748" w:type="dxa"/>
-            <w:tcBorders/>
-          </w:tcPr>
-          <w:p>
-            <w:pPr>
-              <w:pStyle w:val="Tabelindhold"/>
-              <w:widowControl w:val="false"/>
-              <w:bidi w:val="0"/>
-              <w:jc w:val="start"/>
-              <w:rPr>
-                <w:sz w:val="20"/>
-                <w:szCs w:val="20"/>
-              </w:rPr>
-            </w:pPr>
-            <w:r>
-              <w:rPr>
-                <w:sz w:val="20"/>
-                <w:szCs w:val="20"/>
-              </w:rPr>
-            </w:r>
-          </w:p>
-        </w:tc>
-        <w:tc>
-          <w:tcPr>
-            <w:tcW w:w="4937" w:type="dxa"/>
-            <w:tcBorders/>
-          </w:tcPr>
-          <w:p>
-            <w:pPr>
-              <w:pStyle w:val="Tabelindhold"/>
-              <w:widowControl w:val="false"/>
-              <w:bidi w:val="0"/>
-              <w:jc w:val="start"/>
-              <w:rPr>
-                <w:sz w:val="20"/>
-                <w:szCs w:val="20"/>
-              </w:rPr>
-            </w:pPr>
-            <w:r>
-              <w:rPr>
-                <w:sz w:val="20"/>
-                <w:szCs w:val="20"/>
-              </w:rPr>
-            </w:r>
-          </w:p>
-        </w:tc>
-      </w:tr>
     </w:tbl>
     <w:p>
       <w:pPr>
@@ -1530,7 +1416,106 @@
       </w:pPr>
       <w:r>
         <w:rPr/>
-        <w:t>Da GitHub er tilgængelig for ”Tactile MusicXmlReader” kunne det være en løsning at ændre indstillingerne under ”Git Repository Settings” for solution ”MusicXmlReaderUI” til dé settings som ”Tactile MusicXmlReader” anvender, dog med ”MusicXmlReaderUI.git” i stedet for ”Tactile_MusicXmlReader.git”</w:t>
+      </w:r>
+    </w:p>
+    <w:p>
+      <w:pPr>
+        <w:pStyle w:val="Normal"/>
+        <w:bidi w:val="0"/>
+        <w:jc w:val="start"/>
+        <w:rPr/>
+      </w:pPr>
+      <w:r>
+        <w:rPr/>
+        <w:t xml:space="preserve">Da GitHub </w:t>
+      </w:r>
+      <w:r>
+        <w:rPr/>
+        <w:t>is accessible</w:t>
+      </w:r>
+      <w:r>
+        <w:rPr/>
+        <w:t xml:space="preserve"> for ”Tactile MusicXmlReader” </w:t>
+      </w:r>
+      <w:r>
+        <w:rPr/>
+        <w:t>it might be a solution to change the settings</w:t>
+      </w:r>
+      <w:r>
+        <w:rPr/>
+        <w:t xml:space="preserve"> </w:t>
+      </w:r>
+      <w:r>
+        <w:rPr/>
+        <w:t>of</w:t>
+      </w:r>
+      <w:r>
+        <w:rPr/>
+        <w:t xml:space="preserve"> ”Git Repository Settings”</w:t>
+      </w:r>
+    </w:p>
+    <w:p>
+      <w:pPr>
+        <w:pStyle w:val="Normal"/>
+        <w:bidi w:val="0"/>
+        <w:jc w:val="start"/>
+        <w:rPr/>
+      </w:pPr>
+      <w:r>
+        <w:rPr/>
+        <w:t>for solution ”MusicXmlReaderUI” t</w:t>
+      </w:r>
+      <w:r>
+        <w:rPr/>
+        <w:t xml:space="preserve">o the </w:t>
+      </w:r>
+      <w:r>
+        <w:rPr/>
+        <w:t xml:space="preserve"> settings  </w:t>
+      </w:r>
+      <w:r>
+        <w:rPr/>
+        <w:t>for</w:t>
+      </w:r>
+      <w:r>
+        <w:rPr/>
+        <w:t xml:space="preserve"> </w:t>
+      </w:r>
+      <w:r>
+        <w:rPr/>
+        <w:t>solution</w:t>
+      </w:r>
+      <w:r>
+        <w:rPr/>
+        <w:t>”Tactile MusicXmlReader”</w:t>
+      </w:r>
+    </w:p>
+    <w:p>
+      <w:pPr>
+        <w:pStyle w:val="Normal"/>
+        <w:bidi w:val="0"/>
+        <w:jc w:val="start"/>
+        <w:rPr/>
+      </w:pPr>
+      <w:r>
+        <w:rPr/>
+        <w:t xml:space="preserve">(of course using </w:t>
+      </w:r>
+      <w:r>
+        <w:rPr/>
+        <w:t>”MusicXmlReaderUI.git” i ste</w:t>
+      </w:r>
+      <w:r>
+        <w:rPr/>
+        <w:t>ad of</w:t>
+      </w:r>
+      <w:r>
+        <w:rPr/>
+        <w:t xml:space="preserve"> ”Tactile_MusicXmlReader.git”</w:t>
+      </w:r>
+      <w:r>
+        <w:rPr/>
+        <w:t>)</w:t>
       </w:r>
     </w:p>
     <w:p>
@@ -1567,16 +1552,7 @@
           <w:sz w:val="40"/>
           <w:szCs w:val="40"/>
         </w:rPr>
-        <w:t>Explicit procedure</w:t>
-      </w:r>
-      <w:r>
-        <w:rPr>
-          <w:b/>
-          <w:bCs/>
-          <w:sz w:val="40"/>
-          <w:szCs w:val="40"/>
-        </w:rPr>
-        <w:t>:</w:t>
+        <w:t>Explicit procedure:</w:t>
       </w:r>
     </w:p>
     <w:p>
@@ -1593,31 +1569,26 @@
         </w:rPr>
       </w:pPr>
       <w:r>
-        <w:rPr/>
-      </w:r>
-    </w:p>
-    <w:p>
-      <w:pPr>
-        <w:pStyle w:val="Normal"/>
-        <w:bidi w:val="0"/>
-        <w:jc w:val="start"/>
-        <w:rPr/>
-      </w:pPr>
-      <w:r>
-        <w:rPr/>
-        <w:t>at</w:t>
-      </w:r>
-      <w:r>
-        <w:rPr/>
-        <w:t xml:space="preserve">  GitHub.com log ind </w:t>
-      </w:r>
-      <w:r>
-        <w:rPr/>
-        <w:t>as</w:t>
-      </w:r>
-      <w:r>
-        <w:rPr/>
-        <w:t xml:space="preserve"> JensJensenPublic / h…….</w:t>
+        <w:rPr>
+          <w:b/>
+          <w:bCs/>
+          <w:sz w:val="40"/>
+          <w:szCs w:val="40"/>
+        </w:rPr>
+      </w:r>
+    </w:p>
+    <w:p>
+      <w:pPr>
+        <w:pStyle w:val="Overskrift3"/>
+        <w:rPr/>
+      </w:pPr>
+      <w:r>
+        <w:rPr/>
+        <w:t>A</w:t>
+      </w:r>
+      <w:r>
+        <w:rPr/>
+        <w:t>t  GitHub.com log ind as JensJensenPublic / h…….</w:t>
       </w:r>
     </w:p>
     <w:p>
@@ -1636,7 +1607,7 @@
         <w:pStyle w:val="Normal"/>
         <w:numPr>
           <w:ilvl w:val="0"/>
-          <w:numId w:val="1"/>
+          <w:numId w:val="2"/>
         </w:numPr>
         <w:bidi w:val="0"/>
         <w:jc w:val="start"/>
@@ -1644,19 +1615,7 @@
       </w:pPr>
       <w:r>
         <w:rPr/>
-        <w:t>Create</w:t>
-      </w:r>
-      <w:r>
-        <w:rPr/>
-        <w:t xml:space="preserve"> et nyt (remote) repository  </w:t>
-      </w:r>
-      <w:r>
-        <w:rPr/>
-        <w:t>named</w:t>
-      </w:r>
-      <w:r>
-        <w:rPr/>
-        <w:t xml:space="preserve"> ”IBOS-MusicXmlReader”</w:t>
+        <w:t>Create et nyt (remote) repository  named ”IBOS-MusicXmlReader”</w:t>
       </w:r>
     </w:p>
     <w:p>
@@ -1664,7 +1623,7 @@
         <w:pStyle w:val="Normal"/>
         <w:numPr>
           <w:ilvl w:val="0"/>
-          <w:numId w:val="1"/>
+          <w:numId w:val="2"/>
         </w:numPr>
         <w:bidi w:val="0"/>
         <w:jc w:val="start"/>
@@ -1672,11 +1631,7 @@
       </w:pPr>
       <w:r>
         <w:rPr/>
-        <w:t>Make it</w:t>
-      </w:r>
-      <w:r>
-        <w:rPr/>
-        <w:t xml:space="preserve"> Privat </w:t>
+        <w:t xml:space="preserve">Make it Privat </w:t>
       </w:r>
     </w:p>
     <w:p>
@@ -1684,7 +1639,7 @@
         <w:pStyle w:val="Normal"/>
         <w:numPr>
           <w:ilvl w:val="0"/>
-          <w:numId w:val="1"/>
+          <w:numId w:val="2"/>
         </w:numPr>
         <w:bidi w:val="0"/>
         <w:jc w:val="start"/>
@@ -1692,61 +1647,41 @@
       </w:pPr>
       <w:r>
         <w:rPr/>
-        <w:t>Create a</w:t>
-      </w:r>
-      <w:r>
-        <w:rPr/>
-        <w:t xml:space="preserve"> ReadMe fil</w:t>
-      </w:r>
-      <w:r>
-        <w:rPr/>
-        <w:t>e</w:t>
-      </w:r>
-    </w:p>
-    <w:p>
-      <w:pPr>
-        <w:pStyle w:val="Normal"/>
-        <w:bidi w:val="0"/>
-        <w:jc w:val="start"/>
-        <w:rPr/>
-      </w:pPr>
-      <w:r>
-        <w:rPr/>
-      </w:r>
-    </w:p>
-    <w:p>
-      <w:pPr>
-        <w:pStyle w:val="Normal"/>
-        <w:bidi w:val="0"/>
-        <w:jc w:val="start"/>
-        <w:rPr/>
-      </w:pPr>
-      <w:r>
-        <w:rPr/>
-      </w:r>
-    </w:p>
-    <w:p>
-      <w:pPr>
-        <w:pStyle w:val="Normal"/>
-        <w:bidi w:val="0"/>
-        <w:jc w:val="start"/>
-        <w:rPr/>
-      </w:pPr>
-      <w:r>
-        <w:rPr/>
-        <w:t>The new</w:t>
-      </w:r>
-      <w:r>
-        <w:rPr/>
-        <w:t xml:space="preserve"> repository </w:t>
-      </w:r>
-      <w:r>
-        <w:rPr/>
-        <w:t>is now found as</w:t>
-      </w:r>
-      <w:r>
-        <w:rPr/>
-        <w:t xml:space="preserve"> ”</w:t>
+        <w:t>Create a ReadMe file</w:t>
+      </w:r>
+    </w:p>
+    <w:p>
+      <w:pPr>
+        <w:pStyle w:val="Normal"/>
+        <w:bidi w:val="0"/>
+        <w:jc w:val="start"/>
+        <w:rPr/>
+      </w:pPr>
+      <w:r>
+        <w:rPr/>
+      </w:r>
+    </w:p>
+    <w:p>
+      <w:pPr>
+        <w:pStyle w:val="Normal"/>
+        <w:bidi w:val="0"/>
+        <w:jc w:val="start"/>
+        <w:rPr/>
+      </w:pPr>
+      <w:r>
+        <w:rPr/>
+      </w:r>
+    </w:p>
+    <w:p>
+      <w:pPr>
+        <w:pStyle w:val="Normal"/>
+        <w:bidi w:val="0"/>
+        <w:jc w:val="start"/>
+        <w:rPr/>
+      </w:pPr>
+      <w:r>
+        <w:rPr/>
+        <w:t>The new repository is now found as ”</w:t>
       </w:r>
       <w:hyperlink r:id="rId2">
         <w:r>
@@ -1774,18 +1709,12 @@
     </w:p>
     <w:p>
       <w:pPr>
-        <w:pStyle w:val="Normal"/>
-        <w:bidi w:val="0"/>
-        <w:jc w:val="start"/>
-        <w:rPr/>
-      </w:pPr>
-      <w:r>
-        <w:rPr/>
-        <w:t xml:space="preserve">Now do the following </w:t>
-      </w:r>
-      <w:r>
-        <w:rPr/>
-        <w:t xml:space="preserve"> under ”General”</w:t>
+        <w:pStyle w:val="Overskrift3"/>
+        <w:rPr/>
+      </w:pPr>
+      <w:r>
+        <w:rPr/>
+        <w:t>Now do the following  under ”General”</w:t>
       </w:r>
     </w:p>
     <w:p>
@@ -1804,7 +1733,7 @@
         <w:pStyle w:val="Normal"/>
         <w:numPr>
           <w:ilvl w:val="0"/>
-          <w:numId w:val="2"/>
+          <w:numId w:val="3"/>
         </w:numPr>
         <w:bidi w:val="0"/>
         <w:jc w:val="start"/>
@@ -1812,19 +1741,7 @@
       </w:pPr>
       <w:r>
         <w:rPr/>
-        <w:t>Change</w:t>
-      </w:r>
-      <w:r>
-        <w:rPr/>
-        <w:t xml:space="preserve"> UserName t</w:t>
-      </w:r>
-      <w:r>
-        <w:rPr/>
-        <w:t>o</w:t>
-      </w:r>
-      <w:r>
-        <w:rPr/>
-        <w:t xml:space="preserve"> ”JensJensenPublic"</w:t>
+        <w:t>Change UserName to ”JensJensenPublic"</w:t>
       </w:r>
     </w:p>
     <w:p>
@@ -1832,7 +1749,7 @@
         <w:pStyle w:val="Normal"/>
         <w:numPr>
           <w:ilvl w:val="0"/>
-          <w:numId w:val="2"/>
+          <w:numId w:val="3"/>
         </w:numPr>
         <w:bidi w:val="0"/>
         <w:jc w:val="start"/>
@@ -1840,11 +1757,7 @@
       </w:pPr>
       <w:r>
         <w:rPr/>
-        <w:t>Change</w:t>
-      </w:r>
-      <w:r>
-        <w:rPr/>
-        <w:t xml:space="preserve"> Email til ”</w:t>
+        <w:t>Change Email til ”</w:t>
       </w:r>
       <w:hyperlink r:id="rId3">
         <w:r>
@@ -1864,7 +1777,7 @@
         <w:pStyle w:val="Normal"/>
         <w:numPr>
           <w:ilvl w:val="0"/>
-          <w:numId w:val="2"/>
+          <w:numId w:val="3"/>
         </w:numPr>
         <w:bidi w:val="0"/>
         <w:jc w:val="start"/>
@@ -1872,27 +1785,7 @@
       </w:pPr>
       <w:r>
         <w:rPr/>
-        <w:t>Change</w:t>
-      </w:r>
-      <w:r>
-        <w:rPr/>
-        <w:t xml:space="preserve"> URL </w:t>
-      </w:r>
-      <w:r>
-        <w:rPr/>
-        <w:t>after</w:t>
-      </w:r>
-      <w:r>
-        <w:rPr/>
-        <w:t xml:space="preserve"> ”Fetch: t</w:t>
-      </w:r>
-      <w:r>
-        <w:rPr/>
-        <w:t>o</w:t>
-      </w:r>
-      <w:r>
-        <w:rPr/>
-        <w:t xml:space="preserve"> </w:t>
+        <w:t xml:space="preserve">Change URL after ”Fetch: to </w:t>
       </w:r>
       <w:r>
         <w:rPr>
@@ -1924,7 +1817,7 @@
         <w:pStyle w:val="Normal"/>
         <w:numPr>
           <w:ilvl w:val="0"/>
-          <w:numId w:val="2"/>
+          <w:numId w:val="3"/>
         </w:numPr>
         <w:bidi w:val="0"/>
         <w:jc w:val="start"/>
@@ -1938,21 +1831,7 @@
           <w:sz w:val="24"/>
           <w:szCs w:val="24"/>
         </w:rPr>
-        <w:t>Change</w:t>
-      </w:r>
-      <w:r>
-        <w:rPr>
-          <w:sz w:val="24"/>
-          <w:szCs w:val="24"/>
-        </w:rPr>
-        <w:t xml:space="preserve"> URL efter ”Push:” </w:t>
-      </w:r>
-      <w:r>
-        <w:rPr>
-          <w:sz w:val="24"/>
-          <w:szCs w:val="24"/>
-        </w:rPr>
-        <w:t>to</w:t>
+        <w:t>Change URL efter ”Push:” to</w:t>
       </w:r>
       <w:r>
         <w:rPr>
@@ -1971,16 +1850,210 @@
           <w:t>https://github.com/JensJensenPublic/IBOS-MusicXmlReader.git</w:t>
         </w:r>
       </w:hyperlink>
-      <w:r>
-        <w:rPr>
-          <w:sz w:val="22"/>
-          <w:szCs w:val="22"/>
+      <w:hyperlink r:id="rId6">
+        <w:r>
+          <w:rPr>
+            <w:sz w:val="22"/>
+            <w:szCs w:val="22"/>
+          </w:rPr>
+          <w:t>”</w:t>
+        </w:r>
+      </w:hyperlink>
+    </w:p>
+    <w:p>
+      <w:pPr>
+        <w:pStyle w:val="Normal"/>
+        <w:bidi w:val="0"/>
+        <w:jc w:val="start"/>
+        <w:rPr>
+          <w:sz w:val="24"/>
+          <w:szCs w:val="24"/>
+        </w:rPr>
+      </w:pPr>
+      <w:r>
+        <w:rPr/>
+      </w:r>
+    </w:p>
+    <w:p>
+      <w:pPr>
+        <w:pStyle w:val="Normal"/>
+        <w:bidi w:val="0"/>
+        <w:jc w:val="start"/>
+        <w:rPr>
+          <w:sz w:val="24"/>
+          <w:szCs w:val="24"/>
+        </w:rPr>
+      </w:pPr>
+      <w:r>
+        <w:rPr>
+          <w:sz w:val="24"/>
+          <w:szCs w:val="24"/>
+        </w:rPr>
+        <w:t>We are now ready to push to the remote directory:</w:t>
+      </w:r>
+    </w:p>
+    <w:p>
+      <w:pPr>
+        <w:pStyle w:val="Normal"/>
+        <w:bidi w:val="0"/>
+        <w:jc w:val="start"/>
+        <w:rPr>
+          <w:sz w:val="24"/>
+          <w:szCs w:val="24"/>
+        </w:rPr>
+      </w:pPr>
+      <w:r>
+        <w:rPr>
+          <w:sz w:val="24"/>
+          <w:szCs w:val="24"/>
+        </w:rPr>
+      </w:r>
+    </w:p>
+    <w:p>
+      <w:pPr>
+        <w:pStyle w:val="Overskrift3"/>
+        <w:rPr/>
+      </w:pPr>
+      <w:r>
+        <w:rPr/>
+        <w:t>Click the ”Arruw-up” symbol (meaning ”push”) to start the push.</w:t>
+      </w:r>
+    </w:p>
+    <w:p>
+      <w:pPr>
+        <w:pStyle w:val="Normal"/>
+        <w:bidi w:val="0"/>
+        <w:jc w:val="start"/>
+        <w:rPr>
+          <w:sz w:val="24"/>
+          <w:szCs w:val="24"/>
+        </w:rPr>
+      </w:pPr>
+      <w:r>
+        <w:rPr>
+          <w:sz w:val="24"/>
+          <w:szCs w:val="24"/>
+        </w:rPr>
+        <w:t>Now the UI shows:</w:t>
+      </w:r>
+    </w:p>
+    <w:p>
+      <w:pPr>
+        <w:pStyle w:val="Normal"/>
+        <w:numPr>
+          <w:ilvl w:val="0"/>
+          <w:numId w:val="4"/>
+        </w:numPr>
+        <w:bidi w:val="0"/>
+        <w:jc w:val="start"/>
+        <w:rPr>
+          <w:sz w:val="24"/>
+          <w:szCs w:val="24"/>
+        </w:rPr>
+      </w:pPr>
+      <w:r>
+        <w:rPr>
+          <w:sz w:val="24"/>
+          <w:szCs w:val="24"/>
         </w:rPr>
         <w:t>”</w:t>
       </w:r>
+      <w:r>
+        <w:rPr>
+          <w:sz w:val="24"/>
+          <w:szCs w:val="24"/>
+        </w:rPr>
+        <w:t>Iniating push” and</w:t>
+      </w:r>
+    </w:p>
+    <w:p>
+      <w:pPr>
+        <w:pStyle w:val="Normal"/>
+        <w:numPr>
+          <w:ilvl w:val="0"/>
+          <w:numId w:val="4"/>
+        </w:numPr>
+        <w:bidi w:val="0"/>
+        <w:jc w:val="start"/>
+        <w:rPr>
+          <w:sz w:val="24"/>
+          <w:szCs w:val="24"/>
+        </w:rPr>
+      </w:pPr>
+      <w:r>
+        <w:rPr>
+          <w:sz w:val="24"/>
+          <w:szCs w:val="24"/>
+        </w:rPr>
+        <w:t>”</w:t>
+      </w:r>
+      <w:r>
+        <w:rPr>
+          <w:sz w:val="24"/>
+          <w:szCs w:val="24"/>
+        </w:rPr>
+        <w:t>The process will continue running in the background”</w:t>
+      </w:r>
+    </w:p>
+    <w:p>
+      <w:pPr>
+        <w:pStyle w:val="Normal"/>
+        <w:numPr>
+          <w:ilvl w:val="0"/>
+          <w:numId w:val="4"/>
+        </w:numPr>
+        <w:bidi w:val="0"/>
+        <w:jc w:val="start"/>
+        <w:rPr>
+          <w:sz w:val="24"/>
+          <w:szCs w:val="24"/>
+        </w:rPr>
+      </w:pPr>
+      <w:r>
+        <w:rPr>
+          <w:sz w:val="24"/>
+          <w:szCs w:val="24"/>
+        </w:rPr>
+        <w:t>”</w:t>
+      </w:r>
+      <w:r>
+        <w:rPr>
+          <w:sz w:val="24"/>
+          <w:szCs w:val="24"/>
+        </w:rPr>
+        <w:t>Successfully pushed main to origin”</w:t>
+      </w:r>
+    </w:p>
+    <w:p>
+      <w:pPr>
+        <w:pStyle w:val="Normal"/>
+        <w:bidi w:val="0"/>
+        <w:jc w:val="start"/>
+        <w:rPr>
+          <w:sz w:val="24"/>
+          <w:szCs w:val="24"/>
+        </w:rPr>
+      </w:pPr>
+      <w:r>
+        <w:rPr>
+          <w:sz w:val="24"/>
+          <w:szCs w:val="24"/>
+        </w:rPr>
+      </w:r>
+    </w:p>
+    <w:p>
+      <w:pPr>
+        <w:pStyle w:val="Overskrift3"/>
+        <w:spacing w:before="140" w:after="120"/>
+        <w:rPr/>
+      </w:pPr>
+      <w:r>
+        <w:rPr/>
+        <w:t>An inspection at   GitHub.com log ind as JensJensenPublic seems to indicate that everything has succeeded.</w:t>
+      </w:r>
     </w:p>
     <w:sectPr>
-      <w:footerReference w:type="default" r:id="rId6"/>
+      <w:footerReference w:type="default" r:id="rId7"/>
       <w:type w:val="nextPage"/>
       <w:pgSz w:w="11906" w:h="16838"/>
       <w:pgMar w:left="1134" w:right="1134" w:gutter="0" w:header="0" w:top="1134" w:footer="1134" w:bottom="1693"/>
@@ -2032,120 +2105,122 @@
   <w:abstractNum w:abstractNumId="1">
     <w:lvl w:ilvl="0">
       <w:start w:val="1"/>
-      <w:numFmt w:val="decimal"/>
-      <w:lvlText w:val="%1."/>
-      <w:lvlJc w:val="start"/>
-      <w:pPr>
-        <w:tabs>
-          <w:tab w:val="num" w:pos="720"/>
-        </w:tabs>
-        <w:ind w:start="720" w:hanging="360"/>
-      </w:pPr>
-      <w:rPr/>
+      <w:pStyle w:val="Overskrift1"/>
+      <w:numFmt w:val="none"/>
+      <w:suff w:val="nothing"/>
+      <w:lvlText w:val=""/>
+      <w:lvlJc w:val="start"/>
+      <w:pPr>
+        <w:tabs>
+          <w:tab w:val="num" w:pos="0"/>
+        </w:tabs>
+        <w:ind w:start="0" w:hanging="0"/>
+      </w:pPr>
     </w:lvl>
     <w:lvl w:ilvl="1">
       <w:start w:val="1"/>
-      <w:numFmt w:val="decimal"/>
-      <w:lvlText w:val="%2."/>
-      <w:lvlJc w:val="start"/>
-      <w:pPr>
-        <w:tabs>
-          <w:tab w:val="num" w:pos="1080"/>
-        </w:tabs>
-        <w:ind w:start="1080" w:hanging="360"/>
-      </w:pPr>
-      <w:rPr/>
+      <w:numFmt w:val="none"/>
+      <w:suff w:val="nothing"/>
+      <w:lvlText w:val=""/>
+      <w:lvlJc w:val="start"/>
+      <w:pPr>
+        <w:tabs>
+          <w:tab w:val="num" w:pos="0"/>
+        </w:tabs>
+        <w:ind w:start="0" w:hanging="0"/>
+      </w:pPr>
     </w:lvl>
     <w:lvl w:ilvl="2">
       <w:start w:val="1"/>
-      <w:numFmt w:val="decimal"/>
-      <w:lvlText w:val="%3."/>
-      <w:lvlJc w:val="start"/>
-      <w:pPr>
-        <w:tabs>
-          <w:tab w:val="num" w:pos="1440"/>
-        </w:tabs>
-        <w:ind w:start="1440" w:hanging="360"/>
-      </w:pPr>
-      <w:rPr/>
+      <w:pStyle w:val="Overskrift3"/>
+      <w:numFmt w:val="none"/>
+      <w:suff w:val="nothing"/>
+      <w:lvlText w:val=""/>
+      <w:lvlJc w:val="start"/>
+      <w:pPr>
+        <w:tabs>
+          <w:tab w:val="num" w:pos="0"/>
+        </w:tabs>
+        <w:ind w:start="0" w:hanging="0"/>
+      </w:pPr>
     </w:lvl>
     <w:lvl w:ilvl="3">
       <w:start w:val="1"/>
-      <w:numFmt w:val="decimal"/>
-      <w:lvlText w:val="%4."/>
-      <w:lvlJc w:val="start"/>
-      <w:pPr>
-        <w:tabs>
-          <w:tab w:val="num" w:pos="1800"/>
-        </w:tabs>
-        <w:ind w:start="1800" w:hanging="360"/>
-      </w:pPr>
-      <w:rPr/>
+      <w:numFmt w:val="none"/>
+      <w:suff w:val="nothing"/>
+      <w:lvlText w:val=""/>
+      <w:lvlJc w:val="start"/>
+      <w:pPr>
+        <w:tabs>
+          <w:tab w:val="num" w:pos="0"/>
+        </w:tabs>
+        <w:ind w:start="0" w:hanging="0"/>
+      </w:pPr>
     </w:lvl>
     <w:lvl w:ilvl="4">
       <w:start w:val="1"/>
-      <w:numFmt w:val="decimal"/>
-      <w:lvlText w:val="%5."/>
-      <w:lvlJc w:val="start"/>
-      <w:pPr>
-        <w:tabs>
-          <w:tab w:val="num" w:pos="2160"/>
-        </w:tabs>
-        <w:ind w:start="2160" w:hanging="360"/>
-      </w:pPr>
-      <w:rPr/>
+      <w:numFmt w:val="none"/>
+      <w:suff w:val="nothing"/>
+      <w:lvlText w:val=""/>
+      <w:lvlJc w:val="start"/>
+      <w:pPr>
+        <w:tabs>
+          <w:tab w:val="num" w:pos="0"/>
+        </w:tabs>
+        <w:ind w:start="0" w:hanging="0"/>
+      </w:pPr>
     </w:lvl>
     <w:lvl w:ilvl="5">
       <w:start w:val="1"/>
-      <w:numFmt w:val="decimal"/>
-      <w:lvlText w:val="%6."/>
-      <w:lvlJc w:val="start"/>
-      <w:pPr>
-        <w:tabs>
-          <w:tab w:val="num" w:pos="2520"/>
-        </w:tabs>
-        <w:ind w:start="2520" w:hanging="360"/>
-      </w:pPr>
-      <w:rPr/>
+      <w:numFmt w:val="none"/>
+      <w:suff w:val="nothing"/>
+      <w:lvlText w:val=""/>
+      <w:lvlJc w:val="start"/>
+      <w:pPr>
+        <w:tabs>
+          <w:tab w:val="num" w:pos="0"/>
+        </w:tabs>
+        <w:ind w:start="0" w:hanging="0"/>
+      </w:pPr>
     </w:lvl>
     <w:lvl w:ilvl="6">
       <w:start w:val="1"/>
-      <w:numFmt w:val="decimal"/>
-      <w:lvlText w:val="%7."/>
-      <w:lvlJc w:val="start"/>
-      <w:pPr>
-        <w:tabs>
-          <w:tab w:val="num" w:pos="2880"/>
-        </w:tabs>
-        <w:ind w:start="2880" w:hanging="360"/>
-      </w:pPr>
-      <w:rPr/>
+      <w:numFmt w:val="none"/>
+      <w:suff w:val="nothing"/>
+      <w:lvlText w:val=""/>
+      <w:lvlJc w:val="start"/>
+      <w:pPr>
+        <w:tabs>
+          <w:tab w:val="num" w:pos="0"/>
+        </w:tabs>
+        <w:ind w:start="0" w:hanging="0"/>
+      </w:pPr>
     </w:lvl>
     <w:lvl w:ilvl="7">
       <w:start w:val="1"/>
-      <w:numFmt w:val="decimal"/>
-      <w:lvlText w:val="%8."/>
-      <w:lvlJc w:val="start"/>
-      <w:pPr>
-        <w:tabs>
-          <w:tab w:val="num" w:pos="3240"/>
-        </w:tabs>
-        <w:ind w:start="3240" w:hanging="360"/>
-      </w:pPr>
-      <w:rPr/>
+      <w:numFmt w:val="none"/>
+      <w:suff w:val="nothing"/>
+      <w:lvlText w:val=""/>
+      <w:lvlJc w:val="start"/>
+      <w:pPr>
+        <w:tabs>
+          <w:tab w:val="num" w:pos="0"/>
+        </w:tabs>
+        <w:ind w:start="0" w:hanging="0"/>
+      </w:pPr>
     </w:lvl>
     <w:lvl w:ilvl="8">
       <w:start w:val="1"/>
-      <w:numFmt w:val="decimal"/>
-      <w:lvlText w:val="%9."/>
-      <w:lvlJc w:val="start"/>
-      <w:pPr>
-        <w:tabs>
-          <w:tab w:val="num" w:pos="3600"/>
-        </w:tabs>
-        <w:ind w:start="3600" w:hanging="360"/>
-      </w:pPr>
-      <w:rPr/>
+      <w:numFmt w:val="none"/>
+      <w:suff w:val="nothing"/>
+      <w:lvlText w:val=""/>
+      <w:lvlJc w:val="start"/>
+      <w:pPr>
+        <w:tabs>
+          <w:tab w:val="num" w:pos="0"/>
+        </w:tabs>
+        <w:ind w:start="0" w:hanging="0"/>
+      </w:pPr>
     </w:lvl>
   </w:abstractNum>
   <w:abstractNum w:abstractNumId="2">
@@ -2270,120 +2345,257 @@
   <w:abstractNum w:abstractNumId="3">
     <w:lvl w:ilvl="0">
       <w:start w:val="1"/>
-      <w:numFmt w:val="none"/>
-      <w:suff w:val="nothing"/>
-      <w:lvlText w:val=""/>
-      <w:lvlJc w:val="start"/>
-      <w:pPr>
-        <w:tabs>
-          <w:tab w:val="num" w:pos="0"/>
-        </w:tabs>
-        <w:ind w:start="0" w:hanging="0"/>
-      </w:pPr>
+      <w:numFmt w:val="decimal"/>
+      <w:lvlText w:val="%1."/>
+      <w:lvlJc w:val="start"/>
+      <w:pPr>
+        <w:tabs>
+          <w:tab w:val="num" w:pos="720"/>
+        </w:tabs>
+        <w:ind w:start="720" w:hanging="360"/>
+      </w:pPr>
+      <w:rPr/>
     </w:lvl>
     <w:lvl w:ilvl="1">
       <w:start w:val="1"/>
-      <w:numFmt w:val="none"/>
-      <w:suff w:val="nothing"/>
-      <w:lvlText w:val=""/>
-      <w:lvlJc w:val="start"/>
-      <w:pPr>
-        <w:tabs>
-          <w:tab w:val="num" w:pos="0"/>
-        </w:tabs>
-        <w:ind w:start="0" w:hanging="0"/>
-      </w:pPr>
+      <w:numFmt w:val="decimal"/>
+      <w:lvlText w:val="%2."/>
+      <w:lvlJc w:val="start"/>
+      <w:pPr>
+        <w:tabs>
+          <w:tab w:val="num" w:pos="1080"/>
+        </w:tabs>
+        <w:ind w:start="1080" w:hanging="360"/>
+      </w:pPr>
+      <w:rPr/>
     </w:lvl>
     <w:lvl w:ilvl="2">
       <w:start w:val="1"/>
-      <w:numFmt w:val="none"/>
-      <w:suff w:val="nothing"/>
-      <w:lvlText w:val=""/>
-      <w:lvlJc w:val="start"/>
-      <w:pPr>
-        <w:tabs>
-          <w:tab w:val="num" w:pos="0"/>
-        </w:tabs>
-        <w:ind w:start="0" w:hanging="0"/>
-      </w:pPr>
+      <w:numFmt w:val="decimal"/>
+      <w:lvlText w:val="%3."/>
+      <w:lvlJc w:val="start"/>
+      <w:pPr>
+        <w:tabs>
+          <w:tab w:val="num" w:pos="1440"/>
+        </w:tabs>
+        <w:ind w:start="1440" w:hanging="360"/>
+      </w:pPr>
+      <w:rPr/>
     </w:lvl>
     <w:lvl w:ilvl="3">
       <w:start w:val="1"/>
-      <w:numFmt w:val="none"/>
-      <w:suff w:val="nothing"/>
-      <w:lvlText w:val=""/>
-      <w:lvlJc w:val="start"/>
-      <w:pPr>
-        <w:tabs>
-          <w:tab w:val="num" w:pos="0"/>
-        </w:tabs>
-        <w:ind w:start="0" w:hanging="0"/>
-      </w:pPr>
+      <w:numFmt w:val="decimal"/>
+      <w:lvlText w:val="%4."/>
+      <w:lvlJc w:val="start"/>
+      <w:pPr>
+        <w:tabs>
+          <w:tab w:val="num" w:pos="1800"/>
+        </w:tabs>
+        <w:ind w:start="1800" w:hanging="360"/>
+      </w:pPr>
+      <w:rPr/>
     </w:lvl>
     <w:lvl w:ilvl="4">
       <w:start w:val="1"/>
-      <w:numFmt w:val="none"/>
-      <w:suff w:val="nothing"/>
-      <w:lvlText w:val=""/>
-      <w:lvlJc w:val="start"/>
-      <w:pPr>
-        <w:tabs>
-          <w:tab w:val="num" w:pos="0"/>
-        </w:tabs>
-        <w:ind w:start="0" w:hanging="0"/>
-      </w:pPr>
+      <w:numFmt w:val="decimal"/>
+      <w:lvlText w:val="%5."/>
+      <w:lvlJc w:val="start"/>
+      <w:pPr>
+        <w:tabs>
+          <w:tab w:val="num" w:pos="2160"/>
+        </w:tabs>
+        <w:ind w:start="2160" w:hanging="360"/>
+      </w:pPr>
+      <w:rPr/>
     </w:lvl>
     <w:lvl w:ilvl="5">
       <w:start w:val="1"/>
-      <w:numFmt w:val="none"/>
-      <w:suff w:val="nothing"/>
-      <w:lvlText w:val=""/>
-      <w:lvlJc w:val="start"/>
-      <w:pPr>
-        <w:tabs>
-          <w:tab w:val="num" w:pos="0"/>
-        </w:tabs>
-        <w:ind w:start="0" w:hanging="0"/>
-      </w:pPr>
+      <w:numFmt w:val="decimal"/>
+      <w:lvlText w:val="%6."/>
+      <w:lvlJc w:val="start"/>
+      <w:pPr>
+        <w:tabs>
+          <w:tab w:val="num" w:pos="2520"/>
+        </w:tabs>
+        <w:ind w:start="2520" w:hanging="360"/>
+      </w:pPr>
+      <w:rPr/>
     </w:lvl>
     <w:lvl w:ilvl="6">
       <w:start w:val="1"/>
-      <w:numFmt w:val="none"/>
-      <w:suff w:val="nothing"/>
-      <w:lvlText w:val=""/>
-      <w:lvlJc w:val="start"/>
-      <w:pPr>
-        <w:tabs>
-          <w:tab w:val="num" w:pos="0"/>
-        </w:tabs>
-        <w:ind w:start="0" w:hanging="0"/>
-      </w:pPr>
+      <w:numFmt w:val="decimal"/>
+      <w:lvlText w:val="%7."/>
+      <w:lvlJc w:val="start"/>
+      <w:pPr>
+        <w:tabs>
+          <w:tab w:val="num" w:pos="2880"/>
+        </w:tabs>
+        <w:ind w:start="2880" w:hanging="360"/>
+      </w:pPr>
+      <w:rPr/>
     </w:lvl>
     <w:lvl w:ilvl="7">
       <w:start w:val="1"/>
-      <w:numFmt w:val="none"/>
-      <w:suff w:val="nothing"/>
-      <w:lvlText w:val=""/>
-      <w:lvlJc w:val="start"/>
-      <w:pPr>
-        <w:tabs>
-          <w:tab w:val="num" w:pos="0"/>
-        </w:tabs>
-        <w:ind w:start="0" w:hanging="0"/>
-      </w:pPr>
+      <w:numFmt w:val="decimal"/>
+      <w:lvlText w:val="%8."/>
+      <w:lvlJc w:val="start"/>
+      <w:pPr>
+        <w:tabs>
+          <w:tab w:val="num" w:pos="3240"/>
+        </w:tabs>
+        <w:ind w:start="3240" w:hanging="360"/>
+      </w:pPr>
+      <w:rPr/>
     </w:lvl>
     <w:lvl w:ilvl="8">
       <w:start w:val="1"/>
-      <w:numFmt w:val="none"/>
-      <w:suff w:val="nothing"/>
-      <w:lvlText w:val=""/>
-      <w:lvlJc w:val="start"/>
-      <w:pPr>
-        <w:tabs>
-          <w:tab w:val="num" w:pos="0"/>
-        </w:tabs>
-        <w:ind w:start="0" w:hanging="0"/>
-      </w:pPr>
+      <w:numFmt w:val="decimal"/>
+      <w:lvlText w:val="%9."/>
+      <w:lvlJc w:val="start"/>
+      <w:pPr>
+        <w:tabs>
+          <w:tab w:val="num" w:pos="3600"/>
+        </w:tabs>
+        <w:ind w:start="3600" w:hanging="360"/>
+      </w:pPr>
+      <w:rPr/>
+    </w:lvl>
+  </w:abstractNum>
+  <w:abstractNum w:abstractNumId="4">
+    <w:lvl w:ilvl="0">
+      <w:start w:val="1"/>
+      <w:numFmt w:val="bullet"/>
+      <w:lvlText w:val=""/>
+      <w:lvlJc w:val="start"/>
+      <w:pPr>
+        <w:tabs>
+          <w:tab w:val="num" w:pos="720"/>
+        </w:tabs>
+        <w:ind w:start="720" w:hanging="360"/>
+      </w:pPr>
+      <w:rPr>
+        <w:rFonts w:ascii="Symbol" w:hAnsi="Symbol" w:cs="Symbol" w:hint="default"/>
+      </w:rPr>
+    </w:lvl>
+    <w:lvl w:ilvl="1">
+      <w:start w:val="1"/>
+      <w:numFmt w:val="bullet"/>
+      <w:lvlText w:val="◦"/>
+      <w:lvlJc w:val="start"/>
+      <w:pPr>
+        <w:tabs>
+          <w:tab w:val="num" w:pos="1080"/>
+        </w:tabs>
+        <w:ind w:start="1080" w:hanging="360"/>
+      </w:pPr>
+      <w:rPr>
+        <w:rFonts w:ascii="OpenSymbol" w:hAnsi="OpenSymbol" w:cs="OpenSymbol" w:hint="default"/>
+      </w:rPr>
+    </w:lvl>
+    <w:lvl w:ilvl="2">
+      <w:start w:val="1"/>
+      <w:numFmt w:val="bullet"/>
+      <w:lvlText w:val="▪"/>
+      <w:lvlJc w:val="start"/>
+      <w:pPr>
+        <w:tabs>
+          <w:tab w:val="num" w:pos="1440"/>
+        </w:tabs>
+        <w:ind w:start="1440" w:hanging="360"/>
+      </w:pPr>
+      <w:rPr>
+        <w:rFonts w:ascii="OpenSymbol" w:hAnsi="OpenSymbol" w:cs="OpenSymbol" w:hint="default"/>
+      </w:rPr>
+    </w:lvl>
+    <w:lvl w:ilvl="3">
+      <w:start w:val="1"/>
+      <w:numFmt w:val="bullet"/>
+      <w:lvlText w:val=""/>
+      <w:lvlJc w:val="start"/>
+      <w:pPr>
+        <w:tabs>
+          <w:tab w:val="num" w:pos="1800"/>
+        </w:tabs>
+        <w:ind w:start="1800" w:hanging="360"/>
+      </w:pPr>
+      <w:rPr>
+        <w:rFonts w:ascii="Symbol" w:hAnsi="Symbol" w:cs="Symbol" w:hint="default"/>
+      </w:rPr>
+    </w:lvl>
+    <w:lvl w:ilvl="4">
+      <w:start w:val="1"/>
+      <w:numFmt w:val="bullet"/>
+      <w:lvlText w:val="◦"/>
+      <w:lvlJc w:val="start"/>
+      <w:pPr>
+        <w:tabs>
+          <w:tab w:val="num" w:pos="2160"/>
+        </w:tabs>
+        <w:ind w:start="2160" w:hanging="360"/>
+      </w:pPr>
+      <w:rPr>
+        <w:rFonts w:ascii="OpenSymbol" w:hAnsi="OpenSymbol" w:cs="OpenSymbol" w:hint="default"/>
+      </w:rPr>
+    </w:lvl>
+    <w:lvl w:ilvl="5">
+      <w:start w:val="1"/>
+      <w:numFmt w:val="bullet"/>
+      <w:lvlText w:val="▪"/>
+      <w:lvlJc w:val="start"/>
+      <w:pPr>
+        <w:tabs>
+          <w:tab w:val="num" w:pos="2520"/>
+        </w:tabs>
+        <w:ind w:start="2520" w:hanging="360"/>
+      </w:pPr>
+      <w:rPr>
+        <w:rFonts w:ascii="OpenSymbol" w:hAnsi="OpenSymbol" w:cs="OpenSymbol" w:hint="default"/>
+      </w:rPr>
+    </w:lvl>
+    <w:lvl w:ilvl="6">
+      <w:start w:val="1"/>
+      <w:numFmt w:val="bullet"/>
+      <w:lvlText w:val=""/>
+      <w:lvlJc w:val="start"/>
+      <w:pPr>
+        <w:tabs>
+          <w:tab w:val="num" w:pos="2880"/>
+        </w:tabs>
+        <w:ind w:start="2880" w:hanging="360"/>
+      </w:pPr>
+      <w:rPr>
+        <w:rFonts w:ascii="Symbol" w:hAnsi="Symbol" w:cs="Symbol" w:hint="default"/>
+      </w:rPr>
+    </w:lvl>
+    <w:lvl w:ilvl="7">
+      <w:start w:val="1"/>
+      <w:numFmt w:val="bullet"/>
+      <w:lvlText w:val="◦"/>
+      <w:lvlJc w:val="start"/>
+      <w:pPr>
+        <w:tabs>
+          <w:tab w:val="num" w:pos="3240"/>
+        </w:tabs>
+        <w:ind w:start="3240" w:hanging="360"/>
+      </w:pPr>
+      <w:rPr>
+        <w:rFonts w:ascii="OpenSymbol" w:hAnsi="OpenSymbol" w:cs="OpenSymbol" w:hint="default"/>
+      </w:rPr>
+    </w:lvl>
+    <w:lvl w:ilvl="8">
+      <w:start w:val="1"/>
+      <w:numFmt w:val="bullet"/>
+      <w:lvlText w:val="▪"/>
+      <w:lvlJc w:val="start"/>
+      <w:pPr>
+        <w:tabs>
+          <w:tab w:val="num" w:pos="3600"/>
+        </w:tabs>
+        <w:ind w:start="3600" w:hanging="360"/>
+      </w:pPr>
+      <w:rPr>
+        <w:rFonts w:ascii="OpenSymbol" w:hAnsi="OpenSymbol" w:cs="OpenSymbol" w:hint="default"/>
+      </w:rPr>
     </w:lvl>
   </w:abstractNum>
   <w:num w:numId="1">
@@ -2394,6 +2606,9 @@
   </w:num>
   <w:num w:numId="3">
     <w:abstractNumId w:val="3"/>
+  </w:num>
+  <w:num w:numId="4">
+    <w:abstractNumId w:val="4"/>
   </w:num>
 </w:numbering>
 </file>
@@ -2435,6 +2650,46 @@
       <w:lang w:val="da-DK" w:eastAsia="zh-CN" w:bidi="hi-IN"/>
     </w:rPr>
   </w:style>
+  <w:style w:type="paragraph" w:styleId="Overskrift1">
+    <w:name w:val="Heading 1"/>
+    <w:basedOn w:val="Overskrift"/>
+    <w:next w:val="Brdtekst"/>
+    <w:qFormat/>
+    <w:pPr>
+      <w:numPr>
+        <w:ilvl w:val="0"/>
+        <w:numId w:val="1"/>
+      </w:numPr>
+      <w:spacing w:before="240" w:after="120"/>
+      <w:outlineLvl w:val="0"/>
+    </w:pPr>
+    <w:rPr>
+      <w:b/>
+      <w:bCs/>
+      <w:sz w:val="36"/>
+      <w:szCs w:val="36"/>
+    </w:rPr>
+  </w:style>
+  <w:style w:type="paragraph" w:styleId="Overskrift3">
+    <w:name w:val="Heading 3"/>
+    <w:basedOn w:val="Overskrift"/>
+    <w:next w:val="Brdtekst"/>
+    <w:qFormat/>
+    <w:pPr>
+      <w:numPr>
+        <w:ilvl w:val="2"/>
+        <w:numId w:val="1"/>
+      </w:numPr>
+      <w:spacing w:before="140" w:after="120"/>
+      <w:outlineLvl w:val="2"/>
+    </w:pPr>
+    <w:rPr>
+      <w:b/>
+      <w:bCs/>
+      <w:sz w:val="28"/>
+      <w:szCs w:val="28"/>
+    </w:rPr>
+  </w:style>
   <w:style w:type="character" w:styleId="Hyperlink">
     <w:name w:val="Hyperlink"/>
     <w:rPr>
@@ -2446,6 +2701,13 @@
     <w:name w:val="Nummereringstegn"/>
     <w:qFormat/>
     <w:rPr/>
+  </w:style>
+  <w:style w:type="character" w:styleId="Punktopstilling">
+    <w:name w:val="Punktopstilling"/>
+    <w:qFormat/>
+    <w:rPr>
+      <w:rFonts w:ascii="OpenSymbol" w:hAnsi="OpenSymbol" w:eastAsia="OpenSymbol" w:cs="OpenSymbol"/>
+    </w:rPr>
   </w:style>
   <w:style w:type="paragraph" w:styleId="Overskrift">
     <w:name w:val="Overskrift"/>

--- a/Documentation/GitHub Setup/GitHub Initial Setup.docx
+++ b/Documentation/GitHub Setup/GitHub Initial Setup.docx
@@ -39,41 +39,6 @@
     <w:p>
       <w:pPr>
         <w:pStyle w:val="Normal"/>
-        <w:widowControl/>
-        <w:suppressAutoHyphens w:val="true"/>
-        <w:bidi w:val="0"/>
-        <w:spacing w:before="0" w:after="0"/>
-        <w:ind w:start="0" w:end="0" w:hanging="0"/>
-        <w:jc w:val="start"/>
-        <w:rPr>
-          <w:color w:val="C9211E"/>
-          <w:sz w:val="16"/>
-          <w:szCs w:val="16"/>
-        </w:rPr>
-      </w:pPr>
-      <w:r>
-        <w:rPr>
-          <w:color w:val="C9211E"/>
-          <w:sz w:val="16"/>
-          <w:szCs w:val="16"/>
-        </w:rPr>
-        <w:t>Obsolete: Dette dokument findes under C:\Users\holme\Dropbox\Musiklæser\GitHub Opsætning.docx</w:t>
-      </w:r>
-    </w:p>
-    <w:p>
-      <w:pPr>
-        <w:pStyle w:val="Normal"/>
-        <w:bidi w:val="0"/>
-        <w:jc w:val="start"/>
-        <w:rPr/>
-      </w:pPr>
-      <w:r>
-        <w:rPr/>
-      </w:r>
-    </w:p>
-    <w:p>
-      <w:pPr>
-        <w:pStyle w:val="Normal"/>
         <w:bidi w:val="0"/>
         <w:jc w:val="start"/>
         <w:rPr/>
@@ -87,21 +52,7 @@
           <w:b/>
           <w:bCs/>
         </w:rPr>
-        <w:t>”GitHub Initial Setup.</w:t>
-      </w:r>
-      <w:r>
-        <w:rPr>
-          <w:b/>
-          <w:bCs/>
-        </w:rPr>
-        <w:t>docx</w:t>
-      </w:r>
-      <w:r>
-        <w:rPr>
-          <w:b/>
-          <w:bCs/>
-        </w:rPr>
-        <w:t>”</w:t>
+        <w:t>”GitHub Initial Setup.docx”</w:t>
       </w:r>
       <w:r>
         <w:rPr/>
@@ -165,6 +116,40 @@
         <w:pStyle w:val="Normal"/>
         <w:bidi w:val="0"/>
         <w:jc w:val="start"/>
+        <w:rPr>
+          <w:sz w:val="20"/>
+          <w:szCs w:val="20"/>
+        </w:rPr>
+      </w:pPr>
+      <w:r>
+        <w:rPr>
+          <w:sz w:val="20"/>
+          <w:szCs w:val="20"/>
+        </w:rPr>
+      </w:r>
+    </w:p>
+    <w:p>
+      <w:pPr>
+        <w:pStyle w:val="Overskrift1"/>
+        <w:numPr>
+          <w:ilvl w:val="0"/>
+          <w:numId w:val="2"/>
+        </w:numPr>
+        <w:spacing w:before="240" w:after="120"/>
+        <w:rPr/>
+      </w:pPr>
+      <w:r>
+        <w:rPr/>
+        <w:t>Initial setup on the PC initially housing the project as a Git project, but not connected to GitHub.</w:t>
+      </w:r>
+    </w:p>
+    <w:p>
+      <w:pPr>
+        <w:pStyle w:val="Overskrift1"/>
+        <w:numPr>
+          <w:ilvl w:val="0"/>
+          <w:numId w:val="2"/>
+        </w:numPr>
         <w:rPr>
           <w:sz w:val="20"/>
           <w:szCs w:val="20"/>
@@ -1427,95 +1412,58 @@
       </w:pPr>
       <w:r>
         <w:rPr/>
-        <w:t xml:space="preserve">Da GitHub </w:t>
-      </w:r>
-      <w:r>
-        <w:rPr/>
-        <w:t>is accessible</w:t>
-      </w:r>
-      <w:r>
-        <w:rPr/>
-        <w:t xml:space="preserve"> for ”Tactile MusicXmlReader” </w:t>
-      </w:r>
-      <w:r>
-        <w:rPr/>
-        <w:t>it might be a solution to change the settings</w:t>
-      </w:r>
-      <w:r>
-        <w:rPr/>
-        <w:t xml:space="preserve"> </w:t>
-      </w:r>
-      <w:r>
-        <w:rPr/>
-        <w:t>of</w:t>
-      </w:r>
-      <w:r>
-        <w:rPr/>
-        <w:t xml:space="preserve"> ”Git Repository Settings”</w:t>
-      </w:r>
-    </w:p>
-    <w:p>
-      <w:pPr>
-        <w:pStyle w:val="Normal"/>
-        <w:bidi w:val="0"/>
-        <w:jc w:val="start"/>
-        <w:rPr/>
-      </w:pPr>
-      <w:r>
-        <w:rPr/>
-        <w:t>for solution ”MusicXmlReaderUI” t</w:t>
-      </w:r>
-      <w:r>
-        <w:rPr/>
-        <w:t xml:space="preserve">o the </w:t>
-      </w:r>
-      <w:r>
-        <w:rPr/>
-        <w:t xml:space="preserve"> settings  </w:t>
-      </w:r>
-      <w:r>
-        <w:rPr/>
-        <w:t>for</w:t>
-      </w:r>
-      <w:r>
-        <w:rPr/>
-        <w:t xml:space="preserve"> </w:t>
-      </w:r>
-      <w:r>
-        <w:rPr/>
-        <w:t>solution</w:t>
-      </w:r>
-      <w:r>
-        <w:rPr/>
-        <w:t>”Tactile MusicXmlReader”</w:t>
-      </w:r>
-    </w:p>
-    <w:p>
-      <w:pPr>
-        <w:pStyle w:val="Normal"/>
-        <w:bidi w:val="0"/>
-        <w:jc w:val="start"/>
-        <w:rPr/>
-      </w:pPr>
-      <w:r>
-        <w:rPr/>
-        <w:t xml:space="preserve">(of course using </w:t>
-      </w:r>
-      <w:r>
-        <w:rPr/>
-        <w:t>”MusicXmlReaderUI.git” i ste</w:t>
-      </w:r>
-      <w:r>
-        <w:rPr/>
-        <w:t>ad of</w:t>
-      </w:r>
-      <w:r>
-        <w:rPr/>
-        <w:t xml:space="preserve"> ”Tactile_MusicXmlReader.git”</w:t>
-      </w:r>
-      <w:r>
-        <w:rPr/>
-        <w:t>)</w:t>
+        <w:t>As</w:t>
+      </w:r>
+      <w:r>
+        <w:rPr/>
+        <w:t xml:space="preserve"> GitHub is accessible for ”Tactile MusicXmlReader” it might be a solution to change the settings of ”Git Repository Settings”</w:t>
+      </w:r>
+    </w:p>
+    <w:p>
+      <w:pPr>
+        <w:pStyle w:val="Normal"/>
+        <w:bidi w:val="0"/>
+        <w:jc w:val="start"/>
+        <w:rPr/>
+      </w:pPr>
+      <w:r>
+        <w:rPr/>
+        <w:t>for solution ”MusicXmlReaderUI” to the  settings  for solution”Tactile MusicXmlReader”</w:t>
+      </w:r>
+    </w:p>
+    <w:p>
+      <w:pPr>
+        <w:pStyle w:val="Normal"/>
+        <w:bidi w:val="0"/>
+        <w:jc w:val="start"/>
+        <w:rPr/>
+      </w:pPr>
+      <w:r>
+        <w:rPr/>
+        <w:t>(of course using ”MusicXmlReaderUI.git” i stead of ”Tactile_MusicXmlReader.git”)</w:t>
+      </w:r>
+    </w:p>
+    <w:p>
+      <w:pPr>
+        <w:pStyle w:val="Normal"/>
+        <w:bidi w:val="0"/>
+        <w:jc w:val="start"/>
+        <w:rPr/>
+      </w:pPr>
+      <w:r>
+        <w:rPr/>
+      </w:r>
+    </w:p>
+    <w:p>
+      <w:pPr>
+        <w:pStyle w:val="Normal"/>
+        <w:bidi w:val="0"/>
+        <w:jc w:val="start"/>
+        <w:rPr/>
+      </w:pPr>
+      <w:r>
+        <w:rPr/>
+        <w:t>This operation is described in details in the following:</w:t>
       </w:r>
     </w:p>
     <w:p>
@@ -1534,61 +1482,16 @@
     </w:p>
     <w:p>
       <w:pPr>
-        <w:pStyle w:val="Normal"/>
-        <w:bidi w:val="0"/>
-        <w:jc w:val="start"/>
-        <w:rPr>
-          <w:b/>
-          <w:b/>
-          <w:bCs/>
-          <w:sz w:val="40"/>
-          <w:szCs w:val="40"/>
-        </w:rPr>
-      </w:pPr>
-      <w:r>
-        <w:rPr>
-          <w:b/>
-          <w:bCs/>
-          <w:sz w:val="40"/>
-          <w:szCs w:val="40"/>
-        </w:rPr>
-        <w:t>Explicit procedure:</w:t>
-      </w:r>
-    </w:p>
-    <w:p>
-      <w:pPr>
-        <w:pStyle w:val="Normal"/>
-        <w:bidi w:val="0"/>
-        <w:jc w:val="start"/>
-        <w:rPr>
-          <w:b/>
-          <w:b/>
-          <w:bCs/>
-          <w:sz w:val="40"/>
-          <w:szCs w:val="40"/>
-        </w:rPr>
-      </w:pPr>
-      <w:r>
-        <w:rPr>
-          <w:b/>
-          <w:bCs/>
-          <w:sz w:val="40"/>
-          <w:szCs w:val="40"/>
-        </w:rPr>
-      </w:r>
-    </w:p>
-    <w:p>
-      <w:pPr>
         <w:pStyle w:val="Overskrift3"/>
-        <w:rPr/>
-      </w:pPr>
-      <w:r>
-        <w:rPr/>
-        <w:t>A</w:t>
-      </w:r>
-      <w:r>
-        <w:rPr/>
-        <w:t>t  GitHub.com log ind as JensJensenPublic / h…….</w:t>
+        <w:numPr>
+          <w:ilvl w:val="2"/>
+          <w:numId w:val="2"/>
+        </w:numPr>
+        <w:rPr/>
+      </w:pPr>
+      <w:r>
+        <w:rPr/>
+        <w:t>At  GitHub.com log ind as JensJensenPublic / h…….</w:t>
       </w:r>
     </w:p>
     <w:p>
@@ -1607,7 +1510,7 @@
         <w:pStyle w:val="Normal"/>
         <w:numPr>
           <w:ilvl w:val="0"/>
-          <w:numId w:val="2"/>
+          <w:numId w:val="3"/>
         </w:numPr>
         <w:bidi w:val="0"/>
         <w:jc w:val="start"/>
@@ -1623,7 +1526,7 @@
         <w:pStyle w:val="Normal"/>
         <w:numPr>
           <w:ilvl w:val="0"/>
-          <w:numId w:val="2"/>
+          <w:numId w:val="3"/>
         </w:numPr>
         <w:bidi w:val="0"/>
         <w:jc w:val="start"/>
@@ -1639,7 +1542,7 @@
         <w:pStyle w:val="Normal"/>
         <w:numPr>
           <w:ilvl w:val="0"/>
-          <w:numId w:val="2"/>
+          <w:numId w:val="3"/>
         </w:numPr>
         <w:bidi w:val="0"/>
         <w:jc w:val="start"/>
@@ -1710,6 +1613,10 @@
     <w:p>
       <w:pPr>
         <w:pStyle w:val="Overskrift3"/>
+        <w:numPr>
+          <w:ilvl w:val="2"/>
+          <w:numId w:val="2"/>
+        </w:numPr>
         <w:rPr/>
       </w:pPr>
       <w:r>
@@ -1733,7 +1640,7 @@
         <w:pStyle w:val="Normal"/>
         <w:numPr>
           <w:ilvl w:val="0"/>
-          <w:numId w:val="3"/>
+          <w:numId w:val="4"/>
         </w:numPr>
         <w:bidi w:val="0"/>
         <w:jc w:val="start"/>
@@ -1749,7 +1656,7 @@
         <w:pStyle w:val="Normal"/>
         <w:numPr>
           <w:ilvl w:val="0"/>
-          <w:numId w:val="3"/>
+          <w:numId w:val="4"/>
         </w:numPr>
         <w:bidi w:val="0"/>
         <w:jc w:val="start"/>
@@ -1777,7 +1684,7 @@
         <w:pStyle w:val="Normal"/>
         <w:numPr>
           <w:ilvl w:val="0"/>
-          <w:numId w:val="3"/>
+          <w:numId w:val="4"/>
         </w:numPr>
         <w:bidi w:val="0"/>
         <w:jc w:val="start"/>
@@ -1817,7 +1724,7 @@
         <w:pStyle w:val="Normal"/>
         <w:numPr>
           <w:ilvl w:val="0"/>
-          <w:numId w:val="3"/>
+          <w:numId w:val="4"/>
         </w:numPr>
         <w:bidi w:val="0"/>
         <w:jc w:val="start"/>
@@ -1850,28 +1757,29 @@
           <w:t>https://github.com/JensJensenPublic/IBOS-MusicXmlReader.git</w:t>
         </w:r>
       </w:hyperlink>
-      <w:hyperlink r:id="rId6">
-        <w:r>
-          <w:rPr>
-            <w:sz w:val="22"/>
-            <w:szCs w:val="22"/>
-          </w:rPr>
-          <w:t>”</w:t>
-        </w:r>
-      </w:hyperlink>
-    </w:p>
-    <w:p>
-      <w:pPr>
-        <w:pStyle w:val="Normal"/>
-        <w:bidi w:val="0"/>
-        <w:jc w:val="start"/>
-        <w:rPr>
-          <w:sz w:val="24"/>
-          <w:szCs w:val="24"/>
-        </w:rPr>
-      </w:pPr>
-      <w:r>
-        <w:rPr/>
+      <w:r>
+        <w:rPr>
+          <w:sz w:val="22"/>
+          <w:szCs w:val="22"/>
+        </w:rPr>
+        <w:t>”</w:t>
+      </w:r>
+    </w:p>
+    <w:p>
+      <w:pPr>
+        <w:pStyle w:val="Normal"/>
+        <w:bidi w:val="0"/>
+        <w:jc w:val="start"/>
+        <w:rPr>
+          <w:sz w:val="24"/>
+          <w:szCs w:val="24"/>
+        </w:rPr>
+      </w:pPr>
+      <w:r>
+        <w:rPr>
+          <w:sz w:val="24"/>
+          <w:szCs w:val="24"/>
+        </w:rPr>
       </w:r>
     </w:p>
     <w:p>
@@ -1912,6 +1820,10 @@
     <w:p>
       <w:pPr>
         <w:pStyle w:val="Overskrift3"/>
+        <w:numPr>
+          <w:ilvl w:val="2"/>
+          <w:numId w:val="2"/>
+        </w:numPr>
         <w:rPr/>
       </w:pPr>
       <w:r>
@@ -1942,7 +1854,7 @@
         <w:pStyle w:val="Normal"/>
         <w:numPr>
           <w:ilvl w:val="0"/>
-          <w:numId w:val="4"/>
+          <w:numId w:val="5"/>
         </w:numPr>
         <w:bidi w:val="0"/>
         <w:jc w:val="start"/>
@@ -1971,7 +1883,7 @@
         <w:pStyle w:val="Normal"/>
         <w:numPr>
           <w:ilvl w:val="0"/>
-          <w:numId w:val="4"/>
+          <w:numId w:val="5"/>
         </w:numPr>
         <w:bidi w:val="0"/>
         <w:jc w:val="start"/>
@@ -2000,7 +1912,7 @@
         <w:pStyle w:val="Normal"/>
         <w:numPr>
           <w:ilvl w:val="0"/>
-          <w:numId w:val="4"/>
+          <w:numId w:val="5"/>
         </w:numPr>
         <w:bidi w:val="0"/>
         <w:jc w:val="start"/>
@@ -2044,6 +1956,10 @@
     <w:p>
       <w:pPr>
         <w:pStyle w:val="Overskrift3"/>
+        <w:numPr>
+          <w:ilvl w:val="2"/>
+          <w:numId w:val="2"/>
+        </w:numPr>
         <w:spacing w:before="140" w:after="120"/>
         <w:rPr/>
       </w:pPr>
@@ -2052,8 +1968,775 @@
         <w:t>An inspection at   GitHub.com log ind as JensJensenPublic seems to indicate that everything has succeeded.</w:t>
       </w:r>
     </w:p>
+    <w:p>
+      <w:pPr>
+        <w:pStyle w:val="Brdtekst"/>
+        <w:spacing w:before="140" w:after="120"/>
+        <w:rPr/>
+      </w:pPr>
+      <w:r>
+        <w:rPr/>
+      </w:r>
+      <w:r>
+        <w:br w:type="page"/>
+      </w:r>
+    </w:p>
+    <w:p>
+      <w:pPr>
+        <w:pStyle w:val="Overskrift1"/>
+        <w:numPr>
+          <w:ilvl w:val="0"/>
+          <w:numId w:val="2"/>
+        </w:numPr>
+        <w:rPr/>
+      </w:pPr>
+      <w:r>
+        <w:rPr/>
+        <w:t>Cloning the project from GitHub to a new developer PC:</w:t>
+      </w:r>
+    </w:p>
+    <w:p>
+      <w:pPr>
+        <w:pStyle w:val="Normal"/>
+        <w:bidi w:val="0"/>
+        <w:jc w:val="start"/>
+        <w:rPr>
+          <w:b/>
+          <w:b/>
+          <w:bCs/>
+          <w:sz w:val="40"/>
+          <w:szCs w:val="40"/>
+          <w:u w:val="single"/>
+        </w:rPr>
+      </w:pPr>
+      <w:r>
+        <w:rPr>
+          <w:b/>
+          <w:bCs/>
+          <w:sz w:val="40"/>
+          <w:szCs w:val="40"/>
+          <w:u w:val="single"/>
+        </w:rPr>
+      </w:r>
+    </w:p>
+    <w:p>
+      <w:pPr>
+        <w:pStyle w:val="Normal"/>
+        <w:bidi w:val="0"/>
+        <w:jc w:val="start"/>
+        <w:rPr>
+          <w:b/>
+          <w:b/>
+          <w:bCs/>
+          <w:sz w:val="24"/>
+          <w:szCs w:val="24"/>
+          <w:u w:val="none"/>
+        </w:rPr>
+      </w:pPr>
+      <w:r>
+        <w:rPr>
+          <w:b/>
+          <w:bCs/>
+          <w:sz w:val="24"/>
+          <w:szCs w:val="24"/>
+          <w:u w:val="none"/>
+        </w:rPr>
+        <w:t>Note: This description was re</w:t>
+      </w:r>
+      <w:r>
+        <w:rPr>
+          <w:b/>
+          <w:bCs/>
+          <w:sz w:val="24"/>
+          <w:szCs w:val="24"/>
+          <w:u w:val="single"/>
+        </w:rPr>
+        <w:t xml:space="preserve">constructed after execution </w:t>
+      </w:r>
+      <w:r>
+        <w:rPr>
+          <w:b/>
+          <w:bCs/>
+          <w:sz w:val="24"/>
+          <w:szCs w:val="24"/>
+          <w:u w:val="none"/>
+        </w:rPr>
+        <w:t>and has not been verified!</w:t>
+      </w:r>
+    </w:p>
+    <w:p>
+      <w:pPr>
+        <w:pStyle w:val="Normal"/>
+        <w:bidi w:val="0"/>
+        <w:jc w:val="start"/>
+        <w:rPr>
+          <w:b/>
+          <w:b/>
+          <w:bCs/>
+          <w:sz w:val="40"/>
+          <w:szCs w:val="40"/>
+          <w:u w:val="single"/>
+        </w:rPr>
+      </w:pPr>
+      <w:r>
+        <w:rPr>
+          <w:b/>
+          <w:bCs/>
+          <w:sz w:val="40"/>
+          <w:szCs w:val="40"/>
+          <w:u w:val="single"/>
+        </w:rPr>
+      </w:r>
+    </w:p>
+    <w:p>
+      <w:pPr>
+        <w:pStyle w:val="Normal"/>
+        <w:bidi w:val="0"/>
+        <w:jc w:val="start"/>
+        <w:rPr>
+          <w:b w:val="false"/>
+          <w:b w:val="false"/>
+          <w:bCs w:val="false"/>
+          <w:sz w:val="24"/>
+          <w:szCs w:val="24"/>
+          <w:u w:val="none"/>
+        </w:rPr>
+      </w:pPr>
+      <w:r>
+        <w:rPr>
+          <w:b w:val="false"/>
+          <w:bCs w:val="false"/>
+          <w:sz w:val="24"/>
+          <w:szCs w:val="24"/>
+          <w:u w:val="none"/>
+        </w:rPr>
+        <w:t xml:space="preserve">The description assumes that the user is logged in as ”JensJensenPublic” or that the repository has explicitly  been available for the user!  </w:t>
+      </w:r>
+    </w:p>
+    <w:p>
+      <w:pPr>
+        <w:pStyle w:val="Normal"/>
+        <w:bidi w:val="0"/>
+        <w:jc w:val="start"/>
+        <w:rPr>
+          <w:b/>
+          <w:b/>
+          <w:bCs/>
+          <w:sz w:val="40"/>
+          <w:szCs w:val="40"/>
+          <w:u w:val="single"/>
+        </w:rPr>
+      </w:pPr>
+      <w:r>
+        <w:rPr>
+          <w:b/>
+          <w:bCs/>
+          <w:sz w:val="40"/>
+          <w:szCs w:val="40"/>
+          <w:u w:val="single"/>
+        </w:rPr>
+      </w:r>
+    </w:p>
+    <w:p>
+      <w:pPr>
+        <w:pStyle w:val="Normal"/>
+        <w:numPr>
+          <w:ilvl w:val="0"/>
+          <w:numId w:val="6"/>
+        </w:numPr>
+        <w:bidi w:val="0"/>
+        <w:jc w:val="start"/>
+        <w:rPr>
+          <w:b w:val="false"/>
+          <w:b w:val="false"/>
+          <w:bCs w:val="false"/>
+          <w:sz w:val="24"/>
+          <w:szCs w:val="24"/>
+          <w:u w:val="none"/>
+        </w:rPr>
+      </w:pPr>
+      <w:r>
+        <w:rPr>
+          <w:b w:val="false"/>
+          <w:bCs w:val="false"/>
+          <w:sz w:val="24"/>
+          <w:szCs w:val="24"/>
+          <w:u w:val="none"/>
+        </w:rPr>
+        <w:t>Open Visual Studio 2022</w:t>
+      </w:r>
+    </w:p>
+    <w:p>
+      <w:pPr>
+        <w:pStyle w:val="Normal"/>
+        <w:numPr>
+          <w:ilvl w:val="0"/>
+          <w:numId w:val="6"/>
+        </w:numPr>
+        <w:bidi w:val="0"/>
+        <w:jc w:val="start"/>
+        <w:rPr>
+          <w:b w:val="false"/>
+          <w:b w:val="false"/>
+          <w:bCs w:val="false"/>
+          <w:sz w:val="24"/>
+          <w:szCs w:val="24"/>
+          <w:u w:val="none"/>
+        </w:rPr>
+      </w:pPr>
+      <w:r>
+        <w:rPr>
+          <w:b w:val="false"/>
+          <w:bCs w:val="false"/>
+          <w:sz w:val="24"/>
+          <w:szCs w:val="24"/>
+          <w:u w:val="none"/>
+        </w:rPr>
+        <w:t>On the welcome-screeen click ”Clone a repository”</w:t>
+      </w:r>
+    </w:p>
+    <w:p>
+      <w:pPr>
+        <w:pStyle w:val="Normal"/>
+        <w:numPr>
+          <w:ilvl w:val="0"/>
+          <w:numId w:val="6"/>
+        </w:numPr>
+        <w:bidi w:val="0"/>
+        <w:jc w:val="start"/>
+        <w:rPr>
+          <w:b w:val="false"/>
+          <w:b w:val="false"/>
+          <w:bCs w:val="false"/>
+          <w:sz w:val="24"/>
+          <w:szCs w:val="24"/>
+          <w:u w:val="none"/>
+        </w:rPr>
+      </w:pPr>
+      <w:r>
+        <w:rPr>
+          <w:b w:val="false"/>
+          <w:bCs w:val="false"/>
+          <w:sz w:val="24"/>
+          <w:szCs w:val="24"/>
+          <w:u w:val="none"/>
+        </w:rPr>
+        <w:t>In  ”Clone a repository” under ”Browse a repository” click ”GirHub”</w:t>
+      </w:r>
+    </w:p>
+    <w:p>
+      <w:pPr>
+        <w:pStyle w:val="Normal"/>
+        <w:numPr>
+          <w:ilvl w:val="0"/>
+          <w:numId w:val="6"/>
+        </w:numPr>
+        <w:bidi w:val="0"/>
+        <w:jc w:val="start"/>
+        <w:rPr>
+          <w:b w:val="false"/>
+          <w:b w:val="false"/>
+          <w:bCs w:val="false"/>
+          <w:sz w:val="24"/>
+          <w:szCs w:val="24"/>
+          <w:u w:val="none"/>
+        </w:rPr>
+      </w:pPr>
+      <w:r>
+        <w:rPr>
+          <w:b w:val="false"/>
+          <w:bCs w:val="false"/>
+          <w:sz w:val="24"/>
+          <w:szCs w:val="24"/>
+          <w:u w:val="none"/>
+        </w:rPr>
+        <w:t>In ”Open from GitHub” select ”JensJensenPublic\IBOS-MusicXmlReader”</w:t>
+      </w:r>
+    </w:p>
+    <w:p>
+      <w:pPr>
+        <w:pStyle w:val="Normal"/>
+        <w:numPr>
+          <w:ilvl w:val="0"/>
+          <w:numId w:val="6"/>
+        </w:numPr>
+        <w:bidi w:val="0"/>
+        <w:jc w:val="start"/>
+        <w:rPr>
+          <w:b w:val="false"/>
+          <w:b w:val="false"/>
+          <w:bCs w:val="false"/>
+          <w:sz w:val="24"/>
+          <w:szCs w:val="24"/>
+          <w:u w:val="none"/>
+        </w:rPr>
+      </w:pPr>
+      <w:r>
+        <w:rPr>
+          <w:b w:val="false"/>
+          <w:bCs w:val="false"/>
+          <w:sz w:val="24"/>
+          <w:szCs w:val="24"/>
+          <w:u w:val="none"/>
+        </w:rPr>
+        <w:t>Click ”Clone”</w:t>
+      </w:r>
+    </w:p>
+    <w:p>
+      <w:pPr>
+        <w:pStyle w:val="Normal"/>
+        <w:bidi w:val="0"/>
+        <w:jc w:val="start"/>
+        <w:rPr>
+          <w:b w:val="false"/>
+          <w:b w:val="false"/>
+          <w:bCs w:val="false"/>
+          <w:sz w:val="24"/>
+          <w:szCs w:val="24"/>
+          <w:u w:val="none"/>
+        </w:rPr>
+      </w:pPr>
+      <w:r>
+        <w:rPr>
+          <w:b w:val="false"/>
+          <w:bCs w:val="false"/>
+          <w:sz w:val="24"/>
+          <w:szCs w:val="24"/>
+          <w:u w:val="none"/>
+        </w:rPr>
+      </w:r>
+    </w:p>
+    <w:p>
+      <w:pPr>
+        <w:pStyle w:val="Normal"/>
+        <w:bidi w:val="0"/>
+        <w:jc w:val="start"/>
+        <w:rPr>
+          <w:b w:val="false"/>
+          <w:b w:val="false"/>
+          <w:bCs w:val="false"/>
+          <w:sz w:val="24"/>
+          <w:szCs w:val="24"/>
+          <w:u w:val="none"/>
+        </w:rPr>
+      </w:pPr>
+      <w:r>
+        <w:rPr>
+          <w:b w:val="false"/>
+          <w:bCs w:val="false"/>
+          <w:sz w:val="24"/>
+          <w:szCs w:val="24"/>
+          <w:u w:val="none"/>
+        </w:rPr>
+        <w:t>After cloning the new PC contains the repository at ”..\Source\Repos\JansJensenPublic” the PC will only contain the ”main” branch from the repository! To get the ”master” branch (where the solution is found) do the following:</w:t>
+      </w:r>
+    </w:p>
+    <w:p>
+      <w:pPr>
+        <w:pStyle w:val="Normal"/>
+        <w:bidi w:val="0"/>
+        <w:jc w:val="start"/>
+        <w:rPr>
+          <w:b w:val="false"/>
+          <w:b w:val="false"/>
+          <w:bCs w:val="false"/>
+          <w:sz w:val="24"/>
+          <w:szCs w:val="24"/>
+          <w:u w:val="none"/>
+        </w:rPr>
+      </w:pPr>
+      <w:r>
+        <w:rPr>
+          <w:b w:val="false"/>
+          <w:bCs w:val="false"/>
+          <w:sz w:val="24"/>
+          <w:szCs w:val="24"/>
+          <w:u w:val="none"/>
+        </w:rPr>
+      </w:r>
+    </w:p>
+    <w:p>
+      <w:pPr>
+        <w:pStyle w:val="Normal"/>
+        <w:numPr>
+          <w:ilvl w:val="0"/>
+          <w:numId w:val="7"/>
+        </w:numPr>
+        <w:bidi w:val="0"/>
+        <w:jc w:val="start"/>
+        <w:rPr>
+          <w:b w:val="false"/>
+          <w:b w:val="false"/>
+          <w:bCs w:val="false"/>
+          <w:sz w:val="24"/>
+          <w:szCs w:val="24"/>
+          <w:u w:val="none"/>
+        </w:rPr>
+      </w:pPr>
+      <w:r>
+        <w:rPr>
+          <w:b w:val="false"/>
+          <w:bCs w:val="false"/>
+          <w:sz w:val="24"/>
+          <w:szCs w:val="24"/>
+          <w:u w:val="none"/>
+        </w:rPr>
+        <w:t>In Visual Studio 2022 open the repository.</w:t>
+      </w:r>
+    </w:p>
+    <w:p>
+      <w:pPr>
+        <w:pStyle w:val="Normal"/>
+        <w:numPr>
+          <w:ilvl w:val="0"/>
+          <w:numId w:val="7"/>
+        </w:numPr>
+        <w:bidi w:val="0"/>
+        <w:jc w:val="start"/>
+        <w:rPr>
+          <w:b w:val="false"/>
+          <w:b w:val="false"/>
+          <w:bCs w:val="false"/>
+          <w:sz w:val="24"/>
+          <w:szCs w:val="24"/>
+          <w:u w:val="none"/>
+        </w:rPr>
+      </w:pPr>
+      <w:r>
+        <w:rPr>
+          <w:b w:val="false"/>
+          <w:bCs w:val="false"/>
+          <w:sz w:val="24"/>
+          <w:szCs w:val="24"/>
+          <w:u w:val="none"/>
+        </w:rPr>
+        <w:t>In ”Gir changes” click the ”***” symbol</w:t>
+      </w:r>
+    </w:p>
+    <w:p>
+      <w:pPr>
+        <w:pStyle w:val="Normal"/>
+        <w:numPr>
+          <w:ilvl w:val="0"/>
+          <w:numId w:val="7"/>
+        </w:numPr>
+        <w:bidi w:val="0"/>
+        <w:jc w:val="start"/>
+        <w:rPr>
+          <w:b w:val="false"/>
+          <w:b w:val="false"/>
+          <w:bCs w:val="false"/>
+          <w:sz w:val="24"/>
+          <w:szCs w:val="24"/>
+          <w:u w:val="none"/>
+        </w:rPr>
+      </w:pPr>
+      <w:r>
+        <w:rPr>
+          <w:b w:val="false"/>
+          <w:bCs w:val="false"/>
+          <w:sz w:val="24"/>
+          <w:szCs w:val="24"/>
+          <w:u w:val="none"/>
+        </w:rPr>
+        <w:t xml:space="preserve">In the dropdown dialog click ”Manage Branches” </w:t>
+      </w:r>
+    </w:p>
+    <w:p>
+      <w:pPr>
+        <w:pStyle w:val="Normal"/>
+        <w:numPr>
+          <w:ilvl w:val="0"/>
+          <w:numId w:val="7"/>
+        </w:numPr>
+        <w:bidi w:val="0"/>
+        <w:jc w:val="start"/>
+        <w:rPr>
+          <w:b w:val="false"/>
+          <w:b w:val="false"/>
+          <w:bCs w:val="false"/>
+          <w:sz w:val="24"/>
+          <w:szCs w:val="24"/>
+          <w:u w:val="none"/>
+        </w:rPr>
+      </w:pPr>
+      <w:r>
+        <w:rPr>
+          <w:b w:val="false"/>
+          <w:bCs w:val="false"/>
+          <w:sz w:val="24"/>
+          <w:szCs w:val="24"/>
+          <w:u w:val="none"/>
+        </w:rPr>
+        <w:t>In the ”Branches” dialog fold out ”remotes\origin” and click ”master”</w:t>
+      </w:r>
+    </w:p>
+    <w:p>
+      <w:pPr>
+        <w:pStyle w:val="Normal"/>
+        <w:numPr>
+          <w:ilvl w:val="0"/>
+          <w:numId w:val="7"/>
+        </w:numPr>
+        <w:bidi w:val="0"/>
+        <w:jc w:val="start"/>
+        <w:rPr>
+          <w:b w:val="false"/>
+          <w:b w:val="false"/>
+          <w:bCs w:val="false"/>
+          <w:sz w:val="24"/>
+          <w:szCs w:val="24"/>
+          <w:u w:val="none"/>
+        </w:rPr>
+      </w:pPr>
+      <w:r>
+        <w:rPr>
+          <w:b w:val="false"/>
+          <w:bCs w:val="false"/>
+          <w:sz w:val="24"/>
+          <w:szCs w:val="24"/>
+          <w:u w:val="none"/>
+        </w:rPr>
+        <w:t>Click ”Create new local branch”</w:t>
+      </w:r>
+    </w:p>
+    <w:p>
+      <w:pPr>
+        <w:pStyle w:val="Normal"/>
+        <w:numPr>
+          <w:ilvl w:val="0"/>
+          <w:numId w:val="7"/>
+        </w:numPr>
+        <w:bidi w:val="0"/>
+        <w:jc w:val="start"/>
+        <w:rPr>
+          <w:b w:val="false"/>
+          <w:b w:val="false"/>
+          <w:bCs w:val="false"/>
+          <w:sz w:val="24"/>
+          <w:szCs w:val="24"/>
+          <w:u w:val="none"/>
+        </w:rPr>
+      </w:pPr>
+      <w:r>
+        <w:rPr>
+          <w:b w:val="false"/>
+          <w:bCs w:val="false"/>
+          <w:sz w:val="24"/>
+          <w:szCs w:val="24"/>
+          <w:u w:val="none"/>
+        </w:rPr>
+        <w:t>Click ”Create Pull-request”</w:t>
+      </w:r>
+    </w:p>
+    <w:p>
+      <w:pPr>
+        <w:pStyle w:val="Normal"/>
+        <w:numPr>
+          <w:ilvl w:val="0"/>
+          <w:numId w:val="7"/>
+        </w:numPr>
+        <w:bidi w:val="0"/>
+        <w:jc w:val="start"/>
+        <w:rPr>
+          <w:b w:val="false"/>
+          <w:b w:val="false"/>
+          <w:bCs w:val="false"/>
+          <w:sz w:val="24"/>
+          <w:szCs w:val="24"/>
+          <w:u w:val="none"/>
+        </w:rPr>
+      </w:pPr>
+      <w:r>
+        <w:rPr>
+          <w:b w:val="false"/>
+          <w:bCs w:val="false"/>
+          <w:sz w:val="24"/>
+          <w:szCs w:val="24"/>
+          <w:u w:val="none"/>
+        </w:rPr>
+        <w:t>In Visual Studio 2022 go back to the welcome-screen.</w:t>
+      </w:r>
+    </w:p>
+    <w:p>
+      <w:pPr>
+        <w:pStyle w:val="Normal"/>
+        <w:numPr>
+          <w:ilvl w:val="0"/>
+          <w:numId w:val="7"/>
+        </w:numPr>
+        <w:bidi w:val="0"/>
+        <w:jc w:val="start"/>
+        <w:rPr>
+          <w:b w:val="false"/>
+          <w:b w:val="false"/>
+          <w:bCs w:val="false"/>
+          <w:sz w:val="24"/>
+          <w:szCs w:val="24"/>
+          <w:u w:val="none"/>
+        </w:rPr>
+      </w:pPr>
+      <w:r>
+        <w:rPr>
+          <w:b w:val="false"/>
+          <w:bCs w:val="false"/>
+          <w:sz w:val="24"/>
+          <w:szCs w:val="24"/>
+          <w:u w:val="none"/>
+        </w:rPr>
+        <w:t xml:space="preserve">In the welcome-screen  open </w:t>
+      </w:r>
+      <w:r>
+        <w:rPr>
+          <w:b w:val="false"/>
+          <w:bCs w:val="false"/>
+          <w:sz w:val="18"/>
+          <w:szCs w:val="18"/>
+          <w:u w:val="none"/>
+        </w:rPr>
+        <w:t xml:space="preserve"> ”..\Repos\JensJensenPublic\IBOS-MusicXmlReader\ MusicXmlReaderUI.sln” </w:t>
+      </w:r>
+    </w:p>
+    <w:p>
+      <w:pPr>
+        <w:pStyle w:val="Normal"/>
+        <w:bidi w:val="0"/>
+        <w:jc w:val="start"/>
+        <w:rPr>
+          <w:b w:val="false"/>
+          <w:b w:val="false"/>
+          <w:bCs w:val="false"/>
+          <w:sz w:val="24"/>
+          <w:szCs w:val="24"/>
+          <w:u w:val="none"/>
+        </w:rPr>
+      </w:pPr>
+      <w:r>
+        <w:rPr>
+          <w:b w:val="false"/>
+          <w:bCs w:val="false"/>
+          <w:sz w:val="24"/>
+          <w:szCs w:val="24"/>
+          <w:u w:val="none"/>
+        </w:rPr>
+      </w:r>
+    </w:p>
+    <w:p>
+      <w:pPr>
+        <w:pStyle w:val="Normal"/>
+        <w:bidi w:val="0"/>
+        <w:jc w:val="start"/>
+        <w:rPr>
+          <w:b w:val="false"/>
+          <w:b w:val="false"/>
+          <w:bCs w:val="false"/>
+          <w:sz w:val="24"/>
+          <w:szCs w:val="24"/>
+          <w:u w:val="none"/>
+        </w:rPr>
+      </w:pPr>
+      <w:r>
+        <w:rPr>
+          <w:b w:val="false"/>
+          <w:bCs w:val="false"/>
+          <w:sz w:val="24"/>
+          <w:szCs w:val="24"/>
+          <w:u w:val="none"/>
+        </w:rPr>
+        <w:t>The solution is now ready for use and can be built and run. Al ressources such as thirdparty dlls are found within the repository and are referenced from there. Some ressources are automatically copied for instance to the ”Debug” directory after a successful bulid.</w:t>
+      </w:r>
+    </w:p>
+    <w:p>
+      <w:pPr>
+        <w:pStyle w:val="Normal"/>
+        <w:bidi w:val="0"/>
+        <w:jc w:val="start"/>
+        <w:rPr>
+          <w:b w:val="false"/>
+          <w:b w:val="false"/>
+          <w:bCs w:val="false"/>
+          <w:sz w:val="24"/>
+          <w:szCs w:val="24"/>
+          <w:u w:val="none"/>
+        </w:rPr>
+      </w:pPr>
+      <w:r>
+        <w:rPr>
+          <w:b w:val="false"/>
+          <w:bCs w:val="false"/>
+          <w:sz w:val="24"/>
+          <w:szCs w:val="24"/>
+          <w:u w:val="none"/>
+        </w:rPr>
+      </w:r>
+    </w:p>
+    <w:p>
+      <w:pPr>
+        <w:pStyle w:val="Normal"/>
+        <w:bidi w:val="0"/>
+        <w:jc w:val="start"/>
+        <w:rPr>
+          <w:b w:val="false"/>
+          <w:b w:val="false"/>
+          <w:bCs w:val="false"/>
+          <w:sz w:val="24"/>
+          <w:szCs w:val="24"/>
+          <w:u w:val="none"/>
+        </w:rPr>
+      </w:pPr>
+      <w:r>
+        <w:rPr>
+          <w:b w:val="false"/>
+          <w:bCs w:val="false"/>
+          <w:sz w:val="24"/>
+          <w:szCs w:val="24"/>
+          <w:u w:val="none"/>
+        </w:rPr>
+      </w:r>
+    </w:p>
+    <w:p>
+      <w:pPr>
+        <w:pStyle w:val="Normal"/>
+        <w:bidi w:val="0"/>
+        <w:jc w:val="start"/>
+        <w:rPr>
+          <w:b/>
+          <w:b/>
+          <w:bCs/>
+          <w:sz w:val="20"/>
+          <w:szCs w:val="20"/>
+          <w:u w:val="single"/>
+        </w:rPr>
+      </w:pPr>
+      <w:r>
+        <w:rPr>
+          <w:b/>
+          <w:bCs/>
+          <w:sz w:val="20"/>
+          <w:szCs w:val="20"/>
+          <w:u w:val="single"/>
+        </w:rPr>
+      </w:r>
+    </w:p>
+    <w:p>
+      <w:pPr>
+        <w:pStyle w:val="Normal"/>
+        <w:bidi w:val="0"/>
+        <w:jc w:val="start"/>
+        <w:rPr>
+          <w:sz w:val="20"/>
+          <w:szCs w:val="20"/>
+        </w:rPr>
+      </w:pPr>
+      <w:r>
+        <w:rPr>
+          <w:sz w:val="20"/>
+          <w:szCs w:val="20"/>
+        </w:rPr>
+      </w:r>
+    </w:p>
     <w:sectPr>
-      <w:footerReference w:type="default" r:id="rId7"/>
+      <w:footerReference w:type="default" r:id="rId6"/>
       <w:type w:val="nextPage"/>
       <w:pgSz w:w="11906" w:h="16838"/>
       <w:pgMar w:left="1134" w:right="1134" w:gutter="0" w:header="0" w:top="1134" w:footer="1134" w:bottom="1693"/>
@@ -2105,7 +2788,6 @@
   <w:abstractNum w:abstractNumId="1">
     <w:lvl w:ilvl="0">
       <w:start w:val="1"/>
-      <w:pStyle w:val="Overskrift1"/>
       <w:numFmt w:val="none"/>
       <w:suff w:val="nothing"/>
       <w:lvlText w:val=""/>
@@ -2119,6 +2801,7 @@
     </w:lvl>
     <w:lvl w:ilvl="1">
       <w:start w:val="1"/>
+      <w:pStyle w:val="Overskrift2"/>
       <w:numFmt w:val="none"/>
       <w:suff w:val="nothing"/>
       <w:lvlText w:val=""/>
@@ -2132,7 +2815,6 @@
     </w:lvl>
     <w:lvl w:ilvl="2">
       <w:start w:val="1"/>
-      <w:pStyle w:val="Overskrift3"/>
       <w:numFmt w:val="none"/>
       <w:suff w:val="nothing"/>
       <w:lvlText w:val=""/>
@@ -2226,118 +2908,127 @@
   <w:abstractNum w:abstractNumId="2">
     <w:lvl w:ilvl="0">
       <w:start w:val="1"/>
-      <w:numFmt w:val="decimal"/>
-      <w:lvlText w:val="%1."/>
-      <w:lvlJc w:val="start"/>
-      <w:pPr>
-        <w:tabs>
-          <w:tab w:val="num" w:pos="720"/>
-        </w:tabs>
-        <w:ind w:start="720" w:hanging="360"/>
+      <w:numFmt w:val="none"/>
+      <w:suff w:val="nothing"/>
+      <w:lvlText w:val=""/>
+      <w:lvlJc w:val="start"/>
+      <w:pPr>
+        <w:tabs>
+          <w:tab w:val="num" w:pos="0"/>
+        </w:tabs>
+        <w:ind w:start="0" w:hanging="0"/>
       </w:pPr>
       <w:rPr/>
     </w:lvl>
     <w:lvl w:ilvl="1">
       <w:start w:val="1"/>
-      <w:numFmt w:val="decimal"/>
-      <w:lvlText w:val="%2."/>
-      <w:lvlJc w:val="start"/>
-      <w:pPr>
-        <w:tabs>
-          <w:tab w:val="num" w:pos="1080"/>
-        </w:tabs>
-        <w:ind w:start="1080" w:hanging="360"/>
+      <w:numFmt w:val="none"/>
+      <w:suff w:val="nothing"/>
+      <w:lvlText w:val=""/>
+      <w:lvlJc w:val="start"/>
+      <w:pPr>
+        <w:tabs>
+          <w:tab w:val="num" w:pos="0"/>
+        </w:tabs>
+        <w:ind w:start="0" w:hanging="0"/>
       </w:pPr>
       <w:rPr/>
     </w:lvl>
     <w:lvl w:ilvl="2">
       <w:start w:val="1"/>
-      <w:numFmt w:val="decimal"/>
-      <w:lvlText w:val="%3."/>
-      <w:lvlJc w:val="start"/>
-      <w:pPr>
-        <w:tabs>
-          <w:tab w:val="num" w:pos="1440"/>
-        </w:tabs>
-        <w:ind w:start="1440" w:hanging="360"/>
+      <w:numFmt w:val="none"/>
+      <w:suff w:val="nothing"/>
+      <w:lvlText w:val=""/>
+      <w:lvlJc w:val="start"/>
+      <w:pPr>
+        <w:tabs>
+          <w:tab w:val="num" w:pos="0"/>
+        </w:tabs>
+        <w:ind w:start="0" w:hanging="0"/>
       </w:pPr>
       <w:rPr/>
     </w:lvl>
     <w:lvl w:ilvl="3">
       <w:start w:val="1"/>
-      <w:numFmt w:val="decimal"/>
-      <w:lvlText w:val="%4."/>
-      <w:lvlJc w:val="start"/>
-      <w:pPr>
-        <w:tabs>
-          <w:tab w:val="num" w:pos="1800"/>
-        </w:tabs>
-        <w:ind w:start="1800" w:hanging="360"/>
+      <w:numFmt w:val="none"/>
+      <w:suff w:val="nothing"/>
+      <w:lvlText w:val=""/>
+      <w:lvlJc w:val="start"/>
+      <w:pPr>
+        <w:tabs>
+          <w:tab w:val="num" w:pos="0"/>
+        </w:tabs>
+        <w:ind w:start="0" w:hanging="0"/>
       </w:pPr>
       <w:rPr/>
     </w:lvl>
     <w:lvl w:ilvl="4">
       <w:start w:val="1"/>
-      <w:numFmt w:val="decimal"/>
-      <w:lvlText w:val="%5."/>
-      <w:lvlJc w:val="start"/>
-      <w:pPr>
-        <w:tabs>
-          <w:tab w:val="num" w:pos="2160"/>
-        </w:tabs>
-        <w:ind w:start="2160" w:hanging="360"/>
+      <w:numFmt w:val="none"/>
+      <w:suff w:val="nothing"/>
+      <w:lvlText w:val=""/>
+      <w:lvlJc w:val="start"/>
+      <w:pPr>
+        <w:tabs>
+          <w:tab w:val="num" w:pos="0"/>
+        </w:tabs>
+        <w:ind w:start="0" w:hanging="0"/>
       </w:pPr>
       <w:rPr/>
     </w:lvl>
     <w:lvl w:ilvl="5">
       <w:start w:val="1"/>
-      <w:numFmt w:val="decimal"/>
-      <w:lvlText w:val="%6."/>
-      <w:lvlJc w:val="start"/>
-      <w:pPr>
-        <w:tabs>
-          <w:tab w:val="num" w:pos="2520"/>
-        </w:tabs>
-        <w:ind w:start="2520" w:hanging="360"/>
+      <w:numFmt w:val="none"/>
+      <w:suff w:val="nothing"/>
+      <w:lvlText w:val=""/>
+      <w:lvlJc w:val="start"/>
+      <w:pPr>
+        <w:tabs>
+          <w:tab w:val="num" w:pos="0"/>
+        </w:tabs>
+        <w:ind w:start="0" w:hanging="0"/>
       </w:pPr>
       <w:rPr/>
     </w:lvl>
     <w:lvl w:ilvl="6">
       <w:start w:val="1"/>
-      <w:numFmt w:val="decimal"/>
-      <w:lvlText w:val="%7."/>
-      <w:lvlJc w:val="start"/>
-      <w:pPr>
-        <w:tabs>
-          <w:tab w:val="num" w:pos="2880"/>
-        </w:tabs>
-        <w:ind w:start="2880" w:hanging="360"/>
+      <w:numFmt w:val="none"/>
+      <w:suff w:val="nothing"/>
+      <w:lvlText w:val=""/>
+      <w:lvlJc w:val="start"/>
+      <w:pPr>
+        <w:tabs>
+          <w:tab w:val="num" w:pos="0"/>
+        </w:tabs>
+        <w:ind w:start="0" w:hanging="0"/>
       </w:pPr>
       <w:rPr/>
     </w:lvl>
     <w:lvl w:ilvl="7">
       <w:start w:val="1"/>
-      <w:numFmt w:val="decimal"/>
-      <w:lvlText w:val="%8."/>
-      <w:lvlJc w:val="start"/>
-      <w:pPr>
-        <w:tabs>
-          <w:tab w:val="num" w:pos="3240"/>
-        </w:tabs>
-        <w:ind w:start="3240" w:hanging="360"/>
+      <w:numFmt w:val="none"/>
+      <w:suff w:val="nothing"/>
+      <w:lvlText w:val=""/>
+      <w:lvlJc w:val="start"/>
+      <w:pPr>
+        <w:tabs>
+          <w:tab w:val="num" w:pos="0"/>
+        </w:tabs>
+        <w:ind w:start="0" w:hanging="0"/>
       </w:pPr>
       <w:rPr/>
     </w:lvl>
     <w:lvl w:ilvl="8">
       <w:start w:val="1"/>
-      <w:numFmt w:val="decimal"/>
-      <w:lvlText w:val="%9."/>
-      <w:lvlJc w:val="start"/>
-      <w:pPr>
-        <w:tabs>
-          <w:tab w:val="num" w:pos="3600"/>
-        </w:tabs>
-        <w:ind w:start="3600" w:hanging="360"/>
+      <w:numFmt w:val="none"/>
+      <w:suff w:val="nothing"/>
+      <w:lvlText w:val=""/>
+      <w:lvlJc w:val="start"/>
+      <w:pPr>
+        <w:tabs>
+          <w:tab w:val="num" w:pos="0"/>
+        </w:tabs>
+        <w:ind w:start="0" w:hanging="0"/>
       </w:pPr>
       <w:rPr/>
     </w:lvl>
@@ -2462,6 +3153,399 @@
     </w:lvl>
   </w:abstractNum>
   <w:abstractNum w:abstractNumId="4">
+    <w:lvl w:ilvl="0">
+      <w:start w:val="1"/>
+      <w:numFmt w:val="decimal"/>
+      <w:lvlText w:val="%1."/>
+      <w:lvlJc w:val="start"/>
+      <w:pPr>
+        <w:tabs>
+          <w:tab w:val="num" w:pos="720"/>
+        </w:tabs>
+        <w:ind w:start="720" w:hanging="360"/>
+      </w:pPr>
+      <w:rPr/>
+    </w:lvl>
+    <w:lvl w:ilvl="1">
+      <w:start w:val="1"/>
+      <w:numFmt w:val="decimal"/>
+      <w:lvlText w:val="%2."/>
+      <w:lvlJc w:val="start"/>
+      <w:pPr>
+        <w:tabs>
+          <w:tab w:val="num" w:pos="1080"/>
+        </w:tabs>
+        <w:ind w:start="1080" w:hanging="360"/>
+      </w:pPr>
+      <w:rPr/>
+    </w:lvl>
+    <w:lvl w:ilvl="2">
+      <w:start w:val="1"/>
+      <w:numFmt w:val="decimal"/>
+      <w:lvlText w:val="%3."/>
+      <w:lvlJc w:val="start"/>
+      <w:pPr>
+        <w:tabs>
+          <w:tab w:val="num" w:pos="1440"/>
+        </w:tabs>
+        <w:ind w:start="1440" w:hanging="360"/>
+      </w:pPr>
+      <w:rPr/>
+    </w:lvl>
+    <w:lvl w:ilvl="3">
+      <w:start w:val="1"/>
+      <w:numFmt w:val="decimal"/>
+      <w:lvlText w:val="%4."/>
+      <w:lvlJc w:val="start"/>
+      <w:pPr>
+        <w:tabs>
+          <w:tab w:val="num" w:pos="1800"/>
+        </w:tabs>
+        <w:ind w:start="1800" w:hanging="360"/>
+      </w:pPr>
+      <w:rPr/>
+    </w:lvl>
+    <w:lvl w:ilvl="4">
+      <w:start w:val="1"/>
+      <w:numFmt w:val="decimal"/>
+      <w:lvlText w:val="%5."/>
+      <w:lvlJc w:val="start"/>
+      <w:pPr>
+        <w:tabs>
+          <w:tab w:val="num" w:pos="2160"/>
+        </w:tabs>
+        <w:ind w:start="2160" w:hanging="360"/>
+      </w:pPr>
+      <w:rPr/>
+    </w:lvl>
+    <w:lvl w:ilvl="5">
+      <w:start w:val="1"/>
+      <w:numFmt w:val="decimal"/>
+      <w:lvlText w:val="%6."/>
+      <w:lvlJc w:val="start"/>
+      <w:pPr>
+        <w:tabs>
+          <w:tab w:val="num" w:pos="2520"/>
+        </w:tabs>
+        <w:ind w:start="2520" w:hanging="360"/>
+      </w:pPr>
+      <w:rPr/>
+    </w:lvl>
+    <w:lvl w:ilvl="6">
+      <w:start w:val="1"/>
+      <w:numFmt w:val="decimal"/>
+      <w:lvlText w:val="%7."/>
+      <w:lvlJc w:val="start"/>
+      <w:pPr>
+        <w:tabs>
+          <w:tab w:val="num" w:pos="2880"/>
+        </w:tabs>
+        <w:ind w:start="2880" w:hanging="360"/>
+      </w:pPr>
+      <w:rPr/>
+    </w:lvl>
+    <w:lvl w:ilvl="7">
+      <w:start w:val="1"/>
+      <w:numFmt w:val="decimal"/>
+      <w:lvlText w:val="%8."/>
+      <w:lvlJc w:val="start"/>
+      <w:pPr>
+        <w:tabs>
+          <w:tab w:val="num" w:pos="3240"/>
+        </w:tabs>
+        <w:ind w:start="3240" w:hanging="360"/>
+      </w:pPr>
+      <w:rPr/>
+    </w:lvl>
+    <w:lvl w:ilvl="8">
+      <w:start w:val="1"/>
+      <w:numFmt w:val="decimal"/>
+      <w:lvlText w:val="%9."/>
+      <w:lvlJc w:val="start"/>
+      <w:pPr>
+        <w:tabs>
+          <w:tab w:val="num" w:pos="3600"/>
+        </w:tabs>
+        <w:ind w:start="3600" w:hanging="360"/>
+      </w:pPr>
+      <w:rPr/>
+    </w:lvl>
+  </w:abstractNum>
+  <w:abstractNum w:abstractNumId="5">
+    <w:lvl w:ilvl="0">
+      <w:start w:val="1"/>
+      <w:numFmt w:val="bullet"/>
+      <w:lvlText w:val=""/>
+      <w:lvlJc w:val="start"/>
+      <w:pPr>
+        <w:tabs>
+          <w:tab w:val="num" w:pos="720"/>
+        </w:tabs>
+        <w:ind w:start="720" w:hanging="360"/>
+      </w:pPr>
+      <w:rPr>
+        <w:rFonts w:ascii="Symbol" w:hAnsi="Symbol" w:cs="Symbol" w:hint="default"/>
+      </w:rPr>
+    </w:lvl>
+    <w:lvl w:ilvl="1">
+      <w:start w:val="1"/>
+      <w:numFmt w:val="bullet"/>
+      <w:lvlText w:val="◦"/>
+      <w:lvlJc w:val="start"/>
+      <w:pPr>
+        <w:tabs>
+          <w:tab w:val="num" w:pos="1080"/>
+        </w:tabs>
+        <w:ind w:start="1080" w:hanging="360"/>
+      </w:pPr>
+      <w:rPr>
+        <w:rFonts w:ascii="OpenSymbol" w:hAnsi="OpenSymbol" w:cs="OpenSymbol" w:hint="default"/>
+      </w:rPr>
+    </w:lvl>
+    <w:lvl w:ilvl="2">
+      <w:start w:val="1"/>
+      <w:numFmt w:val="bullet"/>
+      <w:lvlText w:val="▪"/>
+      <w:lvlJc w:val="start"/>
+      <w:pPr>
+        <w:tabs>
+          <w:tab w:val="num" w:pos="1440"/>
+        </w:tabs>
+        <w:ind w:start="1440" w:hanging="360"/>
+      </w:pPr>
+      <w:rPr>
+        <w:rFonts w:ascii="OpenSymbol" w:hAnsi="OpenSymbol" w:cs="OpenSymbol" w:hint="default"/>
+      </w:rPr>
+    </w:lvl>
+    <w:lvl w:ilvl="3">
+      <w:start w:val="1"/>
+      <w:numFmt w:val="bullet"/>
+      <w:lvlText w:val=""/>
+      <w:lvlJc w:val="start"/>
+      <w:pPr>
+        <w:tabs>
+          <w:tab w:val="num" w:pos="1800"/>
+        </w:tabs>
+        <w:ind w:start="1800" w:hanging="360"/>
+      </w:pPr>
+      <w:rPr>
+        <w:rFonts w:ascii="Symbol" w:hAnsi="Symbol" w:cs="Symbol" w:hint="default"/>
+      </w:rPr>
+    </w:lvl>
+    <w:lvl w:ilvl="4">
+      <w:start w:val="1"/>
+      <w:numFmt w:val="bullet"/>
+      <w:lvlText w:val="◦"/>
+      <w:lvlJc w:val="start"/>
+      <w:pPr>
+        <w:tabs>
+          <w:tab w:val="num" w:pos="2160"/>
+        </w:tabs>
+        <w:ind w:start="2160" w:hanging="360"/>
+      </w:pPr>
+      <w:rPr>
+        <w:rFonts w:ascii="OpenSymbol" w:hAnsi="OpenSymbol" w:cs="OpenSymbol" w:hint="default"/>
+      </w:rPr>
+    </w:lvl>
+    <w:lvl w:ilvl="5">
+      <w:start w:val="1"/>
+      <w:numFmt w:val="bullet"/>
+      <w:lvlText w:val="▪"/>
+      <w:lvlJc w:val="start"/>
+      <w:pPr>
+        <w:tabs>
+          <w:tab w:val="num" w:pos="2520"/>
+        </w:tabs>
+        <w:ind w:start="2520" w:hanging="360"/>
+      </w:pPr>
+      <w:rPr>
+        <w:rFonts w:ascii="OpenSymbol" w:hAnsi="OpenSymbol" w:cs="OpenSymbol" w:hint="default"/>
+      </w:rPr>
+    </w:lvl>
+    <w:lvl w:ilvl="6">
+      <w:start w:val="1"/>
+      <w:numFmt w:val="bullet"/>
+      <w:lvlText w:val=""/>
+      <w:lvlJc w:val="start"/>
+      <w:pPr>
+        <w:tabs>
+          <w:tab w:val="num" w:pos="2880"/>
+        </w:tabs>
+        <w:ind w:start="2880" w:hanging="360"/>
+      </w:pPr>
+      <w:rPr>
+        <w:rFonts w:ascii="Symbol" w:hAnsi="Symbol" w:cs="Symbol" w:hint="default"/>
+      </w:rPr>
+    </w:lvl>
+    <w:lvl w:ilvl="7">
+      <w:start w:val="1"/>
+      <w:numFmt w:val="bullet"/>
+      <w:lvlText w:val="◦"/>
+      <w:lvlJc w:val="start"/>
+      <w:pPr>
+        <w:tabs>
+          <w:tab w:val="num" w:pos="3240"/>
+        </w:tabs>
+        <w:ind w:start="3240" w:hanging="360"/>
+      </w:pPr>
+      <w:rPr>
+        <w:rFonts w:ascii="OpenSymbol" w:hAnsi="OpenSymbol" w:cs="OpenSymbol" w:hint="default"/>
+      </w:rPr>
+    </w:lvl>
+    <w:lvl w:ilvl="8">
+      <w:start w:val="1"/>
+      <w:numFmt w:val="bullet"/>
+      <w:lvlText w:val="▪"/>
+      <w:lvlJc w:val="start"/>
+      <w:pPr>
+        <w:tabs>
+          <w:tab w:val="num" w:pos="3600"/>
+        </w:tabs>
+        <w:ind w:start="3600" w:hanging="360"/>
+      </w:pPr>
+      <w:rPr>
+        <w:rFonts w:ascii="OpenSymbol" w:hAnsi="OpenSymbol" w:cs="OpenSymbol" w:hint="default"/>
+      </w:rPr>
+    </w:lvl>
+  </w:abstractNum>
+  <w:abstractNum w:abstractNumId="6">
+    <w:lvl w:ilvl="0">
+      <w:start w:val="1"/>
+      <w:numFmt w:val="bullet"/>
+      <w:lvlText w:val=""/>
+      <w:lvlJc w:val="start"/>
+      <w:pPr>
+        <w:tabs>
+          <w:tab w:val="num" w:pos="720"/>
+        </w:tabs>
+        <w:ind w:start="720" w:hanging="360"/>
+      </w:pPr>
+      <w:rPr>
+        <w:rFonts w:ascii="Symbol" w:hAnsi="Symbol" w:cs="Symbol" w:hint="default"/>
+      </w:rPr>
+    </w:lvl>
+    <w:lvl w:ilvl="1">
+      <w:start w:val="1"/>
+      <w:numFmt w:val="bullet"/>
+      <w:lvlText w:val="◦"/>
+      <w:lvlJc w:val="start"/>
+      <w:pPr>
+        <w:tabs>
+          <w:tab w:val="num" w:pos="1080"/>
+        </w:tabs>
+        <w:ind w:start="1080" w:hanging="360"/>
+      </w:pPr>
+      <w:rPr>
+        <w:rFonts w:ascii="OpenSymbol" w:hAnsi="OpenSymbol" w:cs="OpenSymbol" w:hint="default"/>
+      </w:rPr>
+    </w:lvl>
+    <w:lvl w:ilvl="2">
+      <w:start w:val="1"/>
+      <w:numFmt w:val="bullet"/>
+      <w:lvlText w:val="▪"/>
+      <w:lvlJc w:val="start"/>
+      <w:pPr>
+        <w:tabs>
+          <w:tab w:val="num" w:pos="1440"/>
+        </w:tabs>
+        <w:ind w:start="1440" w:hanging="360"/>
+      </w:pPr>
+      <w:rPr>
+        <w:rFonts w:ascii="OpenSymbol" w:hAnsi="OpenSymbol" w:cs="OpenSymbol" w:hint="default"/>
+      </w:rPr>
+    </w:lvl>
+    <w:lvl w:ilvl="3">
+      <w:start w:val="1"/>
+      <w:numFmt w:val="bullet"/>
+      <w:lvlText w:val=""/>
+      <w:lvlJc w:val="start"/>
+      <w:pPr>
+        <w:tabs>
+          <w:tab w:val="num" w:pos="1800"/>
+        </w:tabs>
+        <w:ind w:start="1800" w:hanging="360"/>
+      </w:pPr>
+      <w:rPr>
+        <w:rFonts w:ascii="Symbol" w:hAnsi="Symbol" w:cs="Symbol" w:hint="default"/>
+      </w:rPr>
+    </w:lvl>
+    <w:lvl w:ilvl="4">
+      <w:start w:val="1"/>
+      <w:numFmt w:val="bullet"/>
+      <w:lvlText w:val="◦"/>
+      <w:lvlJc w:val="start"/>
+      <w:pPr>
+        <w:tabs>
+          <w:tab w:val="num" w:pos="2160"/>
+        </w:tabs>
+        <w:ind w:start="2160" w:hanging="360"/>
+      </w:pPr>
+      <w:rPr>
+        <w:rFonts w:ascii="OpenSymbol" w:hAnsi="OpenSymbol" w:cs="OpenSymbol" w:hint="default"/>
+      </w:rPr>
+    </w:lvl>
+    <w:lvl w:ilvl="5">
+      <w:start w:val="1"/>
+      <w:numFmt w:val="bullet"/>
+      <w:lvlText w:val="▪"/>
+      <w:lvlJc w:val="start"/>
+      <w:pPr>
+        <w:tabs>
+          <w:tab w:val="num" w:pos="2520"/>
+        </w:tabs>
+        <w:ind w:start="2520" w:hanging="360"/>
+      </w:pPr>
+      <w:rPr>
+        <w:rFonts w:ascii="OpenSymbol" w:hAnsi="OpenSymbol" w:cs="OpenSymbol" w:hint="default"/>
+      </w:rPr>
+    </w:lvl>
+    <w:lvl w:ilvl="6">
+      <w:start w:val="1"/>
+      <w:numFmt w:val="bullet"/>
+      <w:lvlText w:val=""/>
+      <w:lvlJc w:val="start"/>
+      <w:pPr>
+        <w:tabs>
+          <w:tab w:val="num" w:pos="2880"/>
+        </w:tabs>
+        <w:ind w:start="2880" w:hanging="360"/>
+      </w:pPr>
+      <w:rPr>
+        <w:rFonts w:ascii="Symbol" w:hAnsi="Symbol" w:cs="Symbol" w:hint="default"/>
+      </w:rPr>
+    </w:lvl>
+    <w:lvl w:ilvl="7">
+      <w:start w:val="1"/>
+      <w:numFmt w:val="bullet"/>
+      <w:lvlText w:val="◦"/>
+      <w:lvlJc w:val="start"/>
+      <w:pPr>
+        <w:tabs>
+          <w:tab w:val="num" w:pos="3240"/>
+        </w:tabs>
+        <w:ind w:start="3240" w:hanging="360"/>
+      </w:pPr>
+      <w:rPr>
+        <w:rFonts w:ascii="OpenSymbol" w:hAnsi="OpenSymbol" w:cs="OpenSymbol" w:hint="default"/>
+      </w:rPr>
+    </w:lvl>
+    <w:lvl w:ilvl="8">
+      <w:start w:val="1"/>
+      <w:numFmt w:val="bullet"/>
+      <w:lvlText w:val="▪"/>
+      <w:lvlJc w:val="start"/>
+      <w:pPr>
+        <w:tabs>
+          <w:tab w:val="num" w:pos="3600"/>
+        </w:tabs>
+        <w:ind w:start="3600" w:hanging="360"/>
+      </w:pPr>
+      <w:rPr>
+        <w:rFonts w:ascii="OpenSymbol" w:hAnsi="OpenSymbol" w:cs="OpenSymbol" w:hint="default"/>
+      </w:rPr>
+    </w:lvl>
+  </w:abstractNum>
+  <w:abstractNum w:abstractNumId="7">
     <w:lvl w:ilvl="0">
       <w:start w:val="1"/>
       <w:numFmt w:val="bullet"/>
@@ -2609,6 +3693,15 @@
   </w:num>
   <w:num w:numId="4">
     <w:abstractNumId w:val="4"/>
+  </w:num>
+  <w:num w:numId="5">
+    <w:abstractNumId w:val="5"/>
+  </w:num>
+  <w:num w:numId="6">
+    <w:abstractNumId w:val="6"/>
+  </w:num>
+  <w:num w:numId="7">
+    <w:abstractNumId w:val="7"/>
   </w:num>
 </w:numbering>
 </file>
@@ -2658,7 +3751,7 @@
     <w:pPr>
       <w:numPr>
         <w:ilvl w:val="0"/>
-        <w:numId w:val="1"/>
+        <w:numId w:val="2"/>
       </w:numPr>
       <w:spacing w:before="240" w:after="120"/>
       <w:outlineLvl w:val="0"/>
@@ -2670,6 +3763,26 @@
       <w:szCs w:val="36"/>
     </w:rPr>
   </w:style>
+  <w:style w:type="paragraph" w:styleId="Overskrift2">
+    <w:name w:val="Heading 2"/>
+    <w:basedOn w:val="Overskrift"/>
+    <w:next w:val="Brdtekst"/>
+    <w:qFormat/>
+    <w:pPr>
+      <w:numPr>
+        <w:ilvl w:val="1"/>
+        <w:numId w:val="1"/>
+      </w:numPr>
+      <w:spacing w:before="200" w:after="120"/>
+      <w:outlineLvl w:val="1"/>
+    </w:pPr>
+    <w:rPr>
+      <w:b/>
+      <w:bCs/>
+      <w:sz w:val="32"/>
+      <w:szCs w:val="32"/>
+    </w:rPr>
+  </w:style>
   <w:style w:type="paragraph" w:styleId="Overskrift3">
     <w:name w:val="Heading 3"/>
     <w:basedOn w:val="Overskrift"/>
@@ -2678,7 +3791,7 @@
     <w:pPr>
       <w:numPr>
         <w:ilvl w:val="2"/>
-        <w:numId w:val="1"/>
+        <w:numId w:val="2"/>
       </w:numPr>
       <w:spacing w:before="140" w:after="120"/>
       <w:outlineLvl w:val="2"/>
